--- a/Proyecto/docs/ADS_Codiseño_AndresFabara.docx
+++ b/Proyecto/docs/ADS_Codiseño_AndresFabara.docx
@@ -25,7 +25,6 @@
           <w:rFonts w:ascii="Proxima Nova" w:hAnsi="Proxima Nova"/>
           <w:sz w:val="30"/>
           <w:szCs w:val="30"/>
-          <w:lang w:val="es-MX"/>
         </w:rPr>
         <w:t>Diseño</w:t>
       </w:r>
@@ -34,46 +33,99 @@
           <w:rFonts w:ascii="Proxima Nova" w:hAnsi="Proxima Nova"/>
           <w:sz w:val="30"/>
           <w:szCs w:val="30"/>
-          <w:lang w:val="es-MX"/>
-        </w:rPr>
-        <w:t xml:space="preserve"> de Sistemas</w:t>
-      </w:r>
-      <w:r>
+        </w:rPr>
+        <w:t xml:space="preserve"> de Sistemas.</w:t>
+      </w:r>
+    </w:p>
+    <w:p>
+      <w:pPr>
+        <w:jc w:val="center"/>
         <w:rPr>
           <w:rFonts w:ascii="Proxima Nova" w:hAnsi="Proxima Nova"/>
           <w:sz w:val="30"/>
           <w:szCs w:val="30"/>
-        </w:rPr>
-        <w:t>.</w:t>
-      </w:r>
+          <w:u w:val="single"/>
+        </w:rPr>
+      </w:pPr>
     </w:p>
     <w:p>
       <w:pPr>
         <w:jc w:val="center"/>
         <w:rPr>
-          <w:rFonts w:ascii="Proxima Nova" w:eastAsia="Proxima Nova" w:hAnsi="Proxima Nova" w:cs="Proxima Nova"/>
+          <w:rFonts w:ascii="Proxima Nova" w:hAnsi="Proxima Nova"/>
+          <w:sz w:val="30"/>
+          <w:szCs w:val="30"/>
+          <w:u w:val="single"/>
+        </w:rPr>
+      </w:pPr>
+    </w:p>
+    <w:p>
+      <w:pPr>
+        <w:jc w:val="center"/>
+        <w:rPr>
+          <w:rFonts w:ascii="Proxima Nova" w:hAnsi="Proxima Nova"/>
+          <w:sz w:val="30"/>
+          <w:szCs w:val="30"/>
+          <w:u w:val="single"/>
+        </w:rPr>
+      </w:pPr>
+    </w:p>
+    <w:p>
+      <w:pPr>
+        <w:jc w:val="center"/>
+        <w:rPr>
+          <w:rFonts w:ascii="Proxima Nova" w:hAnsi="Proxima Nova"/>
           <w:b/>
           <w:bCs/>
-          <w:sz w:val="64"/>
-          <w:szCs w:val="64"/>
-        </w:rPr>
-      </w:pPr>
-    </w:p>
-    <w:p>
-      <w:pPr>
-        <w:jc w:val="center"/>
-        <w:rPr>
-          <w:rFonts w:ascii="Proxima Nova" w:eastAsia="Proxima Nova" w:hAnsi="Proxima Nova" w:cs="Proxima Nova"/>
+          <w:sz w:val="30"/>
+          <w:szCs w:val="30"/>
+        </w:rPr>
+      </w:pPr>
+      <w:r>
+        <w:rPr>
+          <w:rFonts w:ascii="Proxima Nova" w:hAnsi="Proxima Nova"/>
           <w:b/>
           <w:bCs/>
-          <w:sz w:val="64"/>
-          <w:szCs w:val="64"/>
-        </w:rPr>
-      </w:pPr>
+          <w:sz w:val="30"/>
+          <w:szCs w:val="30"/>
+        </w:rPr>
+        <w:t>Actividad de Clase</w:t>
+      </w:r>
     </w:p>
     <w:p>
       <w:pPr>
         <w:jc w:val="center"/>
+        <w:rPr>
+          <w:rFonts w:ascii="Proxima Nova" w:hAnsi="Proxima Nova"/>
+          <w:sz w:val="30"/>
+          <w:szCs w:val="30"/>
+          <w:u w:val="single"/>
+          <w:lang w:val="es"/>
+        </w:rPr>
+      </w:pPr>
+      <w:proofErr w:type="spellStart"/>
+      <w:r>
+        <w:rPr>
+          <w:rFonts w:ascii="Proxima Nova" w:hAnsi="Proxima Nova"/>
+          <w:b/>
+          <w:bCs/>
+          <w:sz w:val="42"/>
+          <w:szCs w:val="52"/>
+        </w:rPr>
+        <w:t>Co</w:t>
+      </w:r>
+      <w:r>
+        <w:rPr>
+          <w:rFonts w:ascii="Proxima Nova" w:hAnsi="Proxima Nova"/>
+          <w:b/>
+          <w:bCs/>
+          <w:sz w:val="42"/>
+          <w:szCs w:val="52"/>
+        </w:rPr>
+        <w:t>diseño</w:t>
+      </w:r>
+      <w:proofErr w:type="spellEnd"/>
+      <w:r>
         <w:rPr>
           <w:rFonts w:ascii="Proxima Nova" w:hAnsi="Proxima Nova"/>
           <w:b/>
@@ -82,68 +134,8 @@
           <w:szCs w:val="52"/>
           <w:lang w:val="es-ES"/>
         </w:rPr>
-      </w:pPr>
-      <w:proofErr w:type="spellStart"/>
-      <w:r>
-        <w:rPr>
-          <w:rFonts w:ascii="Proxima Nova" w:hAnsi="Proxima Nova"/>
-          <w:b/>
-          <w:bCs/>
-          <w:sz w:val="42"/>
-          <w:szCs w:val="52"/>
-          <w:lang w:val="es-ES"/>
-        </w:rPr>
-        <w:t>Co</w:t>
-      </w:r>
-      <w:r>
-        <w:rPr>
-          <w:rFonts w:ascii="Proxima Nova" w:hAnsi="Proxima Nova"/>
-          <w:b/>
-          <w:bCs/>
-          <w:sz w:val="42"/>
-          <w:szCs w:val="52"/>
-          <w:lang w:val="es-ES"/>
-        </w:rPr>
-        <w:t>diseño</w:t>
-      </w:r>
-      <w:proofErr w:type="spellEnd"/>
-      <w:r>
-        <w:rPr>
-          <w:rFonts w:ascii="Proxima Nova" w:hAnsi="Proxima Nova"/>
-          <w:b/>
-          <w:bCs/>
-          <w:sz w:val="42"/>
-          <w:szCs w:val="52"/>
-          <w:lang w:val="es-ES"/>
-        </w:rPr>
         <w:t xml:space="preserve"> </w:t>
       </w:r>
-    </w:p>
-    <w:p>
-      <w:pPr>
-        <w:jc w:val="center"/>
-        <w:rPr>
-          <w:rFonts w:ascii="Proxima Nova" w:hAnsi="Proxima Nova"/>
-          <w:b/>
-          <w:bCs/>
-          <w:sz w:val="42"/>
-          <w:szCs w:val="52"/>
-          <w:lang w:val="es-ES"/>
-        </w:rPr>
-      </w:pPr>
-    </w:p>
-    <w:p>
-      <w:pPr>
-        <w:jc w:val="center"/>
-        <w:rPr>
-          <w:rFonts w:ascii="Proxima Nova" w:hAnsi="Proxima Nova"/>
-          <w:b/>
-          <w:bCs/>
-          <w:sz w:val="42"/>
-          <w:szCs w:val="52"/>
-          <w:lang w:val="es-ES"/>
-        </w:rPr>
-      </w:pPr>
     </w:p>
     <w:p>
       <w:pPr>
@@ -160,6 +152,17 @@
       <w:pPr>
         <w:jc w:val="center"/>
         <w:rPr>
+          <w:rFonts w:ascii="Proxima Nova" w:hAnsi="Proxima Nova"/>
+          <w:sz w:val="30"/>
+          <w:szCs w:val="30"/>
+          <w:lang w:val="es-ES"/>
+        </w:rPr>
+      </w:pPr>
+    </w:p>
+    <w:p>
+      <w:pPr>
+        <w:jc w:val="center"/>
+        <w:rPr>
           <w:rFonts w:asciiTheme="minorHAnsi" w:hAnsiTheme="minorHAnsi"/>
           <w:sz w:val="30"/>
           <w:szCs w:val="30"/>
@@ -173,47 +176,7 @@
           <w:szCs w:val="30"/>
           <w:lang w:val="es-ES"/>
         </w:rPr>
-        <w:t xml:space="preserve">Alumnos: </w:t>
-      </w:r>
-    </w:p>
-    <w:p>
-      <w:pPr>
-        <w:jc w:val="center"/>
-        <w:rPr>
-          <w:rFonts w:ascii="Proxima Nova" w:eastAsia="Proxima Nova" w:hAnsi="Proxima Nova" w:cs="Proxima Nova"/>
-          <w:sz w:val="30"/>
-          <w:szCs w:val="30"/>
-        </w:rPr>
-      </w:pPr>
-      <w:hyperlink r:id="rId8">
-        <w:r>
-          <w:rPr>
-            <w:rFonts w:ascii="Proxima Nova" w:hAnsi="Proxima Nova"/>
-            <w:b/>
-            <w:bCs/>
-            <w:sz w:val="30"/>
-            <w:szCs w:val="30"/>
-          </w:rPr>
-          <w:t>Joshua Osorio O</w:t>
-        </w:r>
-      </w:hyperlink>
-      <w:r>
-        <w:rPr>
-          <w:rFonts w:ascii="Proxima Nova" w:hAnsi="Proxima Nova"/>
-          <w:b/>
-          <w:bCs/>
-          <w:sz w:val="30"/>
-          <w:szCs w:val="30"/>
-        </w:rPr>
-        <w:t>.</w:t>
-      </w:r>
-      <w:r>
-        <w:rPr>
-          <w:rFonts w:ascii="Proxima Nova" w:hAnsi="Proxima Nova"/>
-          <w:sz w:val="30"/>
-          <w:szCs w:val="30"/>
-        </w:rPr>
-        <w:t xml:space="preserve"> </w:t>
+        <w:t>Alumn</w:t>
       </w:r>
       <w:r>
         <w:rPr>
@@ -222,15 +185,7 @@
           <w:szCs w:val="30"/>
           <w:lang w:val="es-ES"/>
         </w:rPr>
-        <w:t xml:space="preserve">– </w:t>
-      </w:r>
-      <w:r>
-        <w:rPr>
-          <w:rFonts w:ascii="Proxima Nova" w:eastAsia="Proxima Nova" w:hAnsi="Proxima Nova" w:cs="Proxima Nova"/>
-          <w:sz w:val="30"/>
-          <w:szCs w:val="30"/>
-        </w:rPr>
-        <w:t>1293271</w:t>
+        <w:t>o:</w:t>
       </w:r>
     </w:p>
     <w:p>
@@ -393,7 +348,7 @@
           <w:sz w:val="30"/>
           <w:szCs w:val="30"/>
         </w:rPr>
-        <w:t>12</w:t>
+        <w:t>04</w:t>
       </w:r>
       <w:r>
         <w:rPr>
@@ -409,7 +364,7 @@
           <w:sz w:val="30"/>
           <w:szCs w:val="30"/>
         </w:rPr>
-        <w:t>4</w:t>
+        <w:t>5</w:t>
       </w:r>
       <w:r>
         <w:rPr>
@@ -449,6 +404,59 @@
           <w:szCs w:val="30"/>
         </w:rPr>
       </w:pPr>
+      <w:r>
+        <w:rPr>
+          <w:noProof/>
+        </w:rPr>
+        <w:drawing>
+          <wp:inline distT="0" distB="0" distL="0" distR="0" wp14:anchorId="48C4EDD2" wp14:editId="45E4655C">
+            <wp:extent cx="1887855" cy="2575560"/>
+            <wp:effectExtent l="0" t="0" r="0" b="0"/>
+            <wp:docPr id="3" name="Imagen 3" descr="CGRH"/>
+            <wp:cNvGraphicFramePr>
+              <a:graphicFrameLocks xmlns:a="http://schemas.openxmlformats.org/drawingml/2006/main" noChangeAspect="1"/>
+            </wp:cNvGraphicFramePr>
+            <a:graphic xmlns:a="http://schemas.openxmlformats.org/drawingml/2006/main">
+              <a:graphicData uri="http://schemas.openxmlformats.org/drawingml/2006/picture">
+                <pic:pic xmlns:pic="http://schemas.openxmlformats.org/drawingml/2006/picture">
+                  <pic:nvPicPr>
+                    <pic:cNvPr id="2" name="Imagen 2" descr="CGRH"/>
+                    <pic:cNvPicPr>
+                      <a:picLocks noChangeAspect="1" noChangeArrowheads="1"/>
+                    </pic:cNvPicPr>
+                  </pic:nvPicPr>
+                  <pic:blipFill>
+                    <a:blip r:embed="rId8" cstate="print">
+                      <a:extLst>
+                        <a:ext uri="{28A0092B-C50C-407E-A947-70E740481C1C}">
+                          <a14:useLocalDpi xmlns:a14="http://schemas.microsoft.com/office/drawing/2010/main" val="0"/>
+                        </a:ext>
+                      </a:extLst>
+                    </a:blip>
+                    <a:srcRect/>
+                    <a:stretch>
+                      <a:fillRect/>
+                    </a:stretch>
+                  </pic:blipFill>
+                  <pic:spPr>
+                    <a:xfrm>
+                      <a:off x="0" y="0"/>
+                      <a:ext cx="1898070" cy="2589390"/>
+                    </a:xfrm>
+                    <a:prstGeom prst="rect">
+                      <a:avLst/>
+                    </a:prstGeom>
+                    <a:noFill/>
+                    <a:ln>
+                      <a:noFill/>
+                    </a:ln>
+                  </pic:spPr>
+                </pic:pic>
+              </a:graphicData>
+            </a:graphic>
+          </wp:inline>
+        </w:drawing>
+      </w:r>
     </w:p>
     <w:p>
       <w:pPr>
@@ -502,47 +510,10 @@
     </w:p>
     <w:p>
       <w:pPr>
-        <w:jc w:val="center"/>
-        <w:rPr>
-          <w:rFonts w:ascii="Proxima Nova" w:eastAsia="Proxima Nova" w:hAnsi="Proxima Nova" w:cs="Proxima Nova"/>
-          <w:sz w:val="30"/>
-          <w:szCs w:val="30"/>
-        </w:rPr>
-      </w:pPr>
-    </w:p>
-    <w:p>
-      <w:pPr>
-        <w:jc w:val="center"/>
-        <w:rPr>
-          <w:rFonts w:ascii="Proxima Nova" w:eastAsia="Proxima Nova" w:hAnsi="Proxima Nova" w:cs="Proxima Nova"/>
-          <w:sz w:val="30"/>
-          <w:szCs w:val="30"/>
-        </w:rPr>
-      </w:pPr>
-    </w:p>
-    <w:p>
-      <w:pPr>
-        <w:jc w:val="center"/>
-        <w:rPr>
-          <w:rFonts w:ascii="Proxima Nova" w:eastAsia="Proxima Nova" w:hAnsi="Proxima Nova" w:cs="Proxima Nova"/>
-          <w:sz w:val="30"/>
-          <w:szCs w:val="30"/>
-        </w:rPr>
-      </w:pPr>
-    </w:p>
-    <w:p>
-      <w:pPr>
-        <w:jc w:val="center"/>
-        <w:rPr>
-          <w:rFonts w:ascii="Proxima Nova" w:eastAsia="Proxima Nova" w:hAnsi="Proxima Nova" w:cs="Proxima Nova"/>
-          <w:sz w:val="30"/>
-          <w:szCs w:val="30"/>
-        </w:rPr>
-      </w:pPr>
-    </w:p>
-    <w:p>
-      <w:pPr>
         <w:pStyle w:val="TtuloTDC"/>
+        <w:rPr>
+          <w:lang w:val="es-MX"/>
+        </w:rPr>
       </w:pPr>
       <w:bookmarkStart w:id="0" w:name="_Toc222859651"/>
     </w:p>
@@ -551,10 +522,11 @@
       <w:pPr>
         <w:spacing w:line="240" w:lineRule="auto"/>
         <w:rPr>
-          <w:rFonts w:ascii="Times New Roman" w:eastAsia="Times New Roman" w:hAnsi="Times New Roman" w:cs="Times New Roman"/>
-          <w:sz w:val="32"/>
-          <w:szCs w:val="32"/>
-          <w:lang w:val="es-MX" w:eastAsia="es-MX"/>
+          <w:rFonts w:eastAsia="Times New Roman"/>
+          <w:color w:val="1F1F1F"/>
+          <w:sz w:val="24"/>
+          <w:szCs w:val="24"/>
+          <w:lang w:eastAsia="es-MX"/>
         </w:rPr>
       </w:pPr>
       <w:r>
@@ -566,7 +538,7 @@
           <w:sz w:val="28"/>
           <w:szCs w:val="28"/>
           <w:shd w:val="clear" w:color="auto" w:fill="FFFFFF"/>
-          <w:lang w:val="es-MX" w:eastAsia="es-MX"/>
+          <w:lang w:eastAsia="es-MX"/>
         </w:rPr>
         <w:t>Ejercicio</w:t>
       </w:r>
@@ -576,7 +548,7 @@
           <w:color w:val="1F1F1F"/>
           <w:sz w:val="24"/>
           <w:szCs w:val="24"/>
-          <w:lang w:val="es-MX" w:eastAsia="es-MX"/>
+          <w:lang w:eastAsia="es-MX"/>
         </w:rPr>
         <w:br/>
       </w:r>
@@ -586,7 +558,7 @@
           <w:color w:val="1F1F1F"/>
           <w:sz w:val="24"/>
           <w:szCs w:val="24"/>
-          <w:lang w:val="es-MX" w:eastAsia="es-MX"/>
+          <w:lang w:eastAsia="es-MX"/>
         </w:rPr>
         <w:br/>
       </w:r>
@@ -597,7 +569,7 @@
           <w:sz w:val="24"/>
           <w:szCs w:val="24"/>
           <w:shd w:val="clear" w:color="auto" w:fill="FFFFFF"/>
-          <w:lang w:val="es-MX" w:eastAsia="es-MX"/>
+          <w:lang w:eastAsia="es-MX"/>
         </w:rPr>
         <w:t>Diseñar un sistema embebido distribuido que detecte obstáculos y decida si detenerse, avanzar o esquivar, combinando un sensor ultrasónico (hardware) con visión por computadora (software en PC) usando una cámara.</w:t>
       </w:r>
@@ -607,184 +579,10 @@
           <w:color w:val="1F1F1F"/>
           <w:sz w:val="24"/>
           <w:szCs w:val="24"/>
-          <w:lang w:val="es-MX" w:eastAsia="es-MX"/>
+          <w:lang w:eastAsia="es-MX"/>
         </w:rPr>
         <w:br/>
       </w:r>
-      <w:r>
-        <w:rPr>
-          <w:rFonts w:eastAsia="Times New Roman"/>
-          <w:color w:val="1F1F1F"/>
-          <w:sz w:val="24"/>
-          <w:szCs w:val="24"/>
-          <w:lang w:val="es-MX" w:eastAsia="es-MX"/>
-        </w:rPr>
-        <w:br/>
-      </w:r>
-      <w:r>
-        <w:rPr>
-          <w:rFonts w:eastAsia="Times New Roman"/>
-          <w:b/>
-          <w:bCs/>
-          <w:color w:val="1F1F1F"/>
-          <w:sz w:val="28"/>
-          <w:szCs w:val="28"/>
-          <w:shd w:val="clear" w:color="auto" w:fill="FFFFFF"/>
-          <w:lang w:val="es-MX" w:eastAsia="es-MX"/>
-        </w:rPr>
-        <w:t>Actividades</w:t>
-      </w:r>
-    </w:p>
-    <w:p>
-      <w:pPr>
-        <w:numPr>
-          <w:ilvl w:val="0"/>
-          <w:numId w:val="32"/>
-        </w:numPr>
-        <w:shd w:val="clear" w:color="auto" w:fill="FFFFFF"/>
-        <w:spacing w:before="100" w:beforeAutospacing="1" w:after="100" w:afterAutospacing="1" w:line="240" w:lineRule="auto"/>
-        <w:rPr>
-          <w:rFonts w:eastAsia="Times New Roman"/>
-          <w:color w:val="1F1F1F"/>
-          <w:sz w:val="24"/>
-          <w:szCs w:val="24"/>
-          <w:lang w:val="es-MX" w:eastAsia="es-MX"/>
-        </w:rPr>
-      </w:pPr>
-      <w:proofErr w:type="spellStart"/>
-      <w:r>
-        <w:rPr>
-          <w:rFonts w:eastAsia="Times New Roman"/>
-          <w:color w:val="1F1F1F"/>
-          <w:sz w:val="24"/>
-          <w:szCs w:val="24"/>
-          <w:lang w:val="es-MX" w:eastAsia="es-MX"/>
-        </w:rPr>
-        <w:t>Identificacion</w:t>
-      </w:r>
-      <w:proofErr w:type="spellEnd"/>
-      <w:r>
-        <w:rPr>
-          <w:rFonts w:eastAsia="Times New Roman"/>
-          <w:color w:val="1F1F1F"/>
-          <w:sz w:val="24"/>
-          <w:szCs w:val="24"/>
-          <w:lang w:val="es-MX" w:eastAsia="es-MX"/>
-        </w:rPr>
-        <w:t xml:space="preserve"> de material</w:t>
-      </w:r>
-    </w:p>
-    <w:p>
-      <w:pPr>
-        <w:numPr>
-          <w:ilvl w:val="0"/>
-          <w:numId w:val="32"/>
-        </w:numPr>
-        <w:shd w:val="clear" w:color="auto" w:fill="FFFFFF"/>
-        <w:spacing w:before="100" w:beforeAutospacing="1" w:after="100" w:afterAutospacing="1" w:line="240" w:lineRule="auto"/>
-        <w:rPr>
-          <w:rFonts w:eastAsia="Times New Roman"/>
-          <w:color w:val="1F1F1F"/>
-          <w:sz w:val="24"/>
-          <w:szCs w:val="24"/>
-          <w:lang w:val="es-MX" w:eastAsia="es-MX"/>
-        </w:rPr>
-      </w:pPr>
-      <w:r>
-        <w:rPr>
-          <w:rFonts w:eastAsia="Times New Roman"/>
-          <w:color w:val="1F1F1F"/>
-          <w:sz w:val="24"/>
-          <w:szCs w:val="24"/>
-          <w:lang w:val="es-MX" w:eastAsia="es-MX"/>
-        </w:rPr>
-        <w:t>Diseñar el diagrama de flujo de decisiones (hardware y software).</w:t>
-      </w:r>
-    </w:p>
-    <w:p>
-      <w:pPr>
-        <w:numPr>
-          <w:ilvl w:val="0"/>
-          <w:numId w:val="32"/>
-        </w:numPr>
-        <w:shd w:val="clear" w:color="auto" w:fill="FFFFFF"/>
-        <w:spacing w:before="100" w:beforeAutospacing="1" w:after="100" w:afterAutospacing="1" w:line="240" w:lineRule="auto"/>
-        <w:rPr>
-          <w:rFonts w:eastAsia="Times New Roman"/>
-          <w:color w:val="1F1F1F"/>
-          <w:sz w:val="24"/>
-          <w:szCs w:val="24"/>
-          <w:lang w:val="es-MX" w:eastAsia="es-MX"/>
-        </w:rPr>
-      </w:pPr>
-      <w:proofErr w:type="spellStart"/>
-      <w:r>
-        <w:rPr>
-          <w:rFonts w:eastAsia="Times New Roman"/>
-          <w:color w:val="1F1F1F"/>
-          <w:sz w:val="24"/>
-          <w:szCs w:val="24"/>
-          <w:lang w:val="es-MX" w:eastAsia="es-MX"/>
-        </w:rPr>
-        <w:t>Asignacion</w:t>
-      </w:r>
-      <w:proofErr w:type="spellEnd"/>
-    </w:p>
-    <w:p>
-      <w:pPr>
-        <w:numPr>
-          <w:ilvl w:val="0"/>
-          <w:numId w:val="32"/>
-        </w:numPr>
-        <w:shd w:val="clear" w:color="auto" w:fill="FFFFFF"/>
-        <w:spacing w:before="100" w:beforeAutospacing="1" w:after="100" w:afterAutospacing="1" w:line="240" w:lineRule="auto"/>
-        <w:rPr>
-          <w:rFonts w:eastAsia="Times New Roman"/>
-          <w:color w:val="1F1F1F"/>
-          <w:sz w:val="24"/>
-          <w:szCs w:val="24"/>
-          <w:lang w:val="es-MX" w:eastAsia="es-MX"/>
-        </w:rPr>
-      </w:pPr>
-      <w:r>
-        <w:rPr>
-          <w:rFonts w:eastAsia="Times New Roman"/>
-          <w:color w:val="1F1F1F"/>
-          <w:sz w:val="24"/>
-          <w:szCs w:val="24"/>
-          <w:lang w:val="es-MX" w:eastAsia="es-MX"/>
-        </w:rPr>
-        <w:t>Refinamiento</w:t>
-      </w:r>
-    </w:p>
-    <w:p>
-      <w:pPr>
-        <w:numPr>
-          <w:ilvl w:val="0"/>
-          <w:numId w:val="32"/>
-        </w:numPr>
-        <w:shd w:val="clear" w:color="auto" w:fill="FFFFFF"/>
-        <w:spacing w:before="100" w:beforeAutospacing="1" w:after="100" w:afterAutospacing="1" w:line="240" w:lineRule="auto"/>
-        <w:rPr>
-          <w:rFonts w:eastAsia="Times New Roman"/>
-          <w:color w:val="1F1F1F"/>
-          <w:sz w:val="24"/>
-          <w:szCs w:val="24"/>
-          <w:lang w:val="es-MX" w:eastAsia="es-MX"/>
-        </w:rPr>
-      </w:pPr>
-      <w:proofErr w:type="spellStart"/>
-      <w:r>
-        <w:rPr>
-          <w:rFonts w:eastAsia="Times New Roman"/>
-          <w:color w:val="1F1F1F"/>
-          <w:sz w:val="24"/>
-          <w:szCs w:val="24"/>
-          <w:lang w:val="es-MX" w:eastAsia="es-MX"/>
-        </w:rPr>
-        <w:t>Verificacion</w:t>
-      </w:r>
-      <w:proofErr w:type="spellEnd"/>
     </w:p>
     <w:p>
       <w:pPr>
@@ -794,7 +592,6 @@
           <w:bCs/>
           <w:sz w:val="32"/>
           <w:szCs w:val="36"/>
-          <w:lang w:val="es-MX"/>
         </w:rPr>
       </w:pPr>
     </w:p>
@@ -1221,7 +1018,6 @@
           <w:bCs/>
           <w:lang w:val="es-MX"/>
         </w:rPr>
-        <w:lastRenderedPageBreak/>
         <w:t>Firmware del Microcontrolador:</w:t>
       </w:r>
       <w:r>
@@ -1275,882 +1071,355 @@
         <w:pStyle w:val="NormalWeb"/>
         <w:rPr>
           <w:rFonts w:ascii="Arial" w:hAnsi="Arial" w:cs="Arial"/>
-        </w:rPr>
-      </w:pPr>
-      <w:proofErr w:type="spellStart"/>
-      <w:r>
+          <w:lang w:val="es-MX"/>
+        </w:rPr>
+      </w:pPr>
+      <w:r>
+        <w:rPr>
+          <w:rFonts w:ascii="Arial" w:hAnsi="Arial" w:cs="Arial"/>
+          <w:noProof/>
+          <w:lang w:val="es-MX"/>
+        </w:rPr>
+        <w:lastRenderedPageBreak/>
+        <w:drawing>
+          <wp:anchor distT="0" distB="0" distL="114300" distR="114300" simplePos="0" relativeHeight="251658240" behindDoc="0" locked="0" layoutInCell="1" allowOverlap="1" wp14:anchorId="2DDC3BC1" wp14:editId="57FEA3CD">
+            <wp:simplePos x="0" y="0"/>
+            <wp:positionH relativeFrom="page">
+              <wp:align>left</wp:align>
+            </wp:positionH>
+            <wp:positionV relativeFrom="paragraph">
+              <wp:posOffset>-931841</wp:posOffset>
+            </wp:positionV>
+            <wp:extent cx="8129563" cy="10037134"/>
+            <wp:effectExtent l="0" t="0" r="5080" b="2540"/>
+            <wp:wrapNone/>
+            <wp:docPr id="2" name="Imagen 2"/>
+            <wp:cNvGraphicFramePr>
+              <a:graphicFrameLocks xmlns:a="http://schemas.openxmlformats.org/drawingml/2006/main" noChangeAspect="1"/>
+            </wp:cNvGraphicFramePr>
+            <a:graphic xmlns:a="http://schemas.openxmlformats.org/drawingml/2006/main">
+              <a:graphicData uri="http://schemas.openxmlformats.org/drawingml/2006/picture">
+                <pic:pic xmlns:pic="http://schemas.openxmlformats.org/drawingml/2006/picture">
+                  <pic:nvPicPr>
+                    <pic:cNvPr id="2" name="Imagen 2"/>
+                    <pic:cNvPicPr/>
+                  </pic:nvPicPr>
+                  <pic:blipFill>
+                    <a:blip r:embed="rId9" cstate="print">
+                      <a:extLst>
+                        <a:ext uri="{28A0092B-C50C-407E-A947-70E740481C1C}">
+                          <a14:useLocalDpi xmlns:a14="http://schemas.microsoft.com/office/drawing/2010/main" val="0"/>
+                        </a:ext>
+                      </a:extLst>
+                    </a:blip>
+                    <a:stretch>
+                      <a:fillRect/>
+                    </a:stretch>
+                  </pic:blipFill>
+                  <pic:spPr>
+                    <a:xfrm>
+                      <a:off x="0" y="0"/>
+                      <a:ext cx="8147917" cy="10059794"/>
+                    </a:xfrm>
+                    <a:prstGeom prst="rect">
+                      <a:avLst/>
+                    </a:prstGeom>
+                  </pic:spPr>
+                </pic:pic>
+              </a:graphicData>
+            </a:graphic>
+            <wp14:sizeRelH relativeFrom="margin">
+              <wp14:pctWidth>0</wp14:pctWidth>
+            </wp14:sizeRelH>
+            <wp14:sizeRelV relativeFrom="margin">
+              <wp14:pctHeight>0</wp14:pctHeight>
+            </wp14:sizeRelV>
+          </wp:anchor>
+        </w:drawing>
+      </w:r>
+    </w:p>
+    <w:p>
+      <w:pPr>
+        <w:pStyle w:val="NormalWeb"/>
+        <w:rPr>
+          <w:rFonts w:ascii="Arial" w:hAnsi="Arial" w:cs="Arial"/>
+          <w:lang w:val="es-MX"/>
+        </w:rPr>
+      </w:pPr>
+    </w:p>
+    <w:p>
+      <w:pPr>
+        <w:pStyle w:val="NormalWeb"/>
+        <w:rPr>
+          <w:rFonts w:ascii="Arial" w:hAnsi="Arial" w:cs="Arial"/>
+          <w:lang w:val="es-MX"/>
+        </w:rPr>
+      </w:pPr>
+    </w:p>
+    <w:p>
+      <w:pPr>
+        <w:pStyle w:val="NormalWeb"/>
+        <w:rPr>
+          <w:rFonts w:ascii="Arial" w:hAnsi="Arial" w:cs="Arial"/>
+          <w:lang w:val="es-MX"/>
+        </w:rPr>
+      </w:pPr>
+    </w:p>
+    <w:p>
+      <w:pPr>
+        <w:pStyle w:val="NormalWeb"/>
+        <w:rPr>
+          <w:rFonts w:ascii="Arial" w:hAnsi="Arial" w:cs="Arial"/>
+          <w:lang w:val="es-MX"/>
+        </w:rPr>
+      </w:pPr>
+    </w:p>
+    <w:p>
+      <w:pPr>
+        <w:pStyle w:val="NormalWeb"/>
+        <w:rPr>
+          <w:rFonts w:ascii="Arial" w:hAnsi="Arial" w:cs="Arial"/>
+          <w:lang w:val="es-MX"/>
+        </w:rPr>
+      </w:pPr>
+    </w:p>
+    <w:p>
+      <w:pPr>
+        <w:pStyle w:val="NormalWeb"/>
+        <w:rPr>
+          <w:rFonts w:ascii="Arial" w:hAnsi="Arial" w:cs="Arial"/>
+          <w:lang w:val="es-MX"/>
+        </w:rPr>
+      </w:pPr>
+    </w:p>
+    <w:p>
+      <w:pPr>
+        <w:pStyle w:val="NormalWeb"/>
+        <w:rPr>
+          <w:rFonts w:ascii="Arial" w:hAnsi="Arial" w:cs="Arial"/>
+          <w:lang w:val="es-MX"/>
+        </w:rPr>
+      </w:pPr>
+    </w:p>
+    <w:p>
+      <w:pPr>
+        <w:pStyle w:val="NormalWeb"/>
+        <w:rPr>
+          <w:rFonts w:ascii="Arial" w:hAnsi="Arial" w:cs="Arial"/>
+          <w:lang w:val="es-MX"/>
+        </w:rPr>
+      </w:pPr>
+    </w:p>
+    <w:p>
+      <w:pPr>
+        <w:pStyle w:val="NormalWeb"/>
+        <w:rPr>
+          <w:rFonts w:ascii="Arial" w:hAnsi="Arial" w:cs="Arial"/>
+          <w:lang w:val="es-MX"/>
+        </w:rPr>
+      </w:pPr>
+    </w:p>
+    <w:p>
+      <w:pPr>
+        <w:pStyle w:val="NormalWeb"/>
+        <w:rPr>
+          <w:rFonts w:ascii="Arial" w:hAnsi="Arial" w:cs="Arial"/>
+          <w:lang w:val="es-MX"/>
+        </w:rPr>
+      </w:pPr>
+    </w:p>
+    <w:p>
+      <w:pPr>
+        <w:pStyle w:val="NormalWeb"/>
+        <w:rPr>
+          <w:rFonts w:ascii="Arial" w:hAnsi="Arial" w:cs="Arial"/>
+          <w:lang w:val="es-MX"/>
+        </w:rPr>
+      </w:pPr>
+    </w:p>
+    <w:p>
+      <w:pPr>
+        <w:pStyle w:val="NormalWeb"/>
+        <w:rPr>
+          <w:rFonts w:ascii="Arial" w:hAnsi="Arial" w:cs="Arial"/>
+          <w:lang w:val="es-MX"/>
+        </w:rPr>
+      </w:pPr>
+    </w:p>
+    <w:p>
+      <w:pPr>
+        <w:pStyle w:val="NormalWeb"/>
+        <w:rPr>
+          <w:rFonts w:ascii="Arial" w:hAnsi="Arial" w:cs="Arial"/>
+          <w:lang w:val="es-MX"/>
+        </w:rPr>
+      </w:pPr>
+    </w:p>
+    <w:p>
+      <w:pPr>
+        <w:pStyle w:val="NormalWeb"/>
+        <w:rPr>
+          <w:rFonts w:ascii="Arial" w:hAnsi="Arial" w:cs="Arial"/>
+          <w:lang w:val="es-MX"/>
+        </w:rPr>
+      </w:pPr>
+    </w:p>
+    <w:p>
+      <w:pPr>
+        <w:pStyle w:val="NormalWeb"/>
+        <w:rPr>
+          <w:rFonts w:ascii="Arial" w:hAnsi="Arial" w:cs="Arial"/>
+          <w:lang w:val="es-MX"/>
+        </w:rPr>
+      </w:pPr>
+    </w:p>
+    <w:p>
+      <w:pPr>
+        <w:pStyle w:val="NormalWeb"/>
+        <w:rPr>
+          <w:rFonts w:ascii="Arial" w:hAnsi="Arial" w:cs="Arial"/>
+          <w:lang w:val="es-MX"/>
+        </w:rPr>
+      </w:pPr>
+    </w:p>
+    <w:p>
+      <w:pPr>
+        <w:pStyle w:val="NormalWeb"/>
+        <w:rPr>
+          <w:rFonts w:ascii="Arial" w:hAnsi="Arial" w:cs="Arial"/>
+          <w:lang w:val="es-MX"/>
+        </w:rPr>
+      </w:pPr>
+    </w:p>
+    <w:p>
+      <w:pPr>
+        <w:pStyle w:val="NormalWeb"/>
+        <w:rPr>
+          <w:rFonts w:ascii="Arial" w:hAnsi="Arial" w:cs="Arial"/>
+          <w:lang w:val="es-MX"/>
+        </w:rPr>
+      </w:pPr>
+    </w:p>
+    <w:p>
+      <w:pPr>
+        <w:pStyle w:val="NormalWeb"/>
+        <w:rPr>
+          <w:rFonts w:ascii="Arial" w:hAnsi="Arial" w:cs="Arial"/>
+          <w:lang w:val="es-MX"/>
+        </w:rPr>
+      </w:pPr>
+    </w:p>
+    <w:p>
+      <w:pPr>
+        <w:pStyle w:val="NormalWeb"/>
+        <w:rPr>
+          <w:rFonts w:ascii="Arial" w:hAnsi="Arial" w:cs="Arial"/>
+          <w:lang w:val="es-MX"/>
+        </w:rPr>
+      </w:pPr>
+    </w:p>
+    <w:p>
+      <w:pPr>
+        <w:pStyle w:val="NormalWeb"/>
+        <w:rPr>
+          <w:rFonts w:ascii="Arial" w:hAnsi="Arial" w:cs="Arial"/>
+          <w:lang w:val="es-MX"/>
+        </w:rPr>
+      </w:pPr>
+    </w:p>
+    <w:p>
+      <w:pPr>
+        <w:pStyle w:val="NormalWeb"/>
+        <w:rPr>
+          <w:rFonts w:ascii="Arial" w:hAnsi="Arial" w:cs="Arial"/>
+          <w:lang w:val="es-MX"/>
+        </w:rPr>
+      </w:pPr>
+    </w:p>
+    <w:p>
+      <w:pPr>
+        <w:pStyle w:val="NormalWeb"/>
         <w:rPr>
           <w:rFonts w:ascii="Arial" w:hAnsi="Arial" w:cs="Arial"/>
           <w:b/>
           <w:bCs/>
-        </w:rPr>
-        <w:t>Flujo</w:t>
-      </w:r>
-      <w:proofErr w:type="spellEnd"/>
+          <w:lang w:val="es-MX"/>
+        </w:rPr>
+      </w:pPr>
       <w:r>
         <w:rPr>
           <w:rFonts w:ascii="Arial" w:hAnsi="Arial" w:cs="Arial"/>
           <w:b/>
           <w:bCs/>
-        </w:rPr>
-        <w:t xml:space="preserve"> </w:t>
-      </w:r>
-      <w:proofErr w:type="spellStart"/>
-      <w:r>
-        <w:rPr>
-          <w:rFonts w:ascii="Arial" w:hAnsi="Arial" w:cs="Arial"/>
-          <w:b/>
-          <w:bCs/>
-        </w:rPr>
-        <w:t>lógico</w:t>
-      </w:r>
-      <w:proofErr w:type="spellEnd"/>
-      <w:r>
-        <w:rPr>
-          <w:rFonts w:ascii="Arial" w:hAnsi="Arial" w:cs="Arial"/>
-          <w:b/>
-          <w:bCs/>
-        </w:rPr>
-        <w:t xml:space="preserve"> </w:t>
-      </w:r>
-      <w:proofErr w:type="spellStart"/>
-      <w:r>
-        <w:rPr>
-          <w:rFonts w:ascii="Arial" w:hAnsi="Arial" w:cs="Arial"/>
-          <w:b/>
-          <w:bCs/>
-        </w:rPr>
-        <w:t>combinado</w:t>
-      </w:r>
-      <w:proofErr w:type="spellEnd"/>
-      <w:r>
-        <w:rPr>
-          <w:rFonts w:ascii="Arial" w:hAnsi="Arial" w:cs="Arial"/>
-          <w:b/>
-          <w:bCs/>
-        </w:rPr>
-        <w:t>:</w:t>
+          <w:lang w:val="es-MX"/>
+        </w:rPr>
+        <w:lastRenderedPageBreak/>
+        <w:t>Diagrama de hardware/software</w:t>
       </w:r>
     </w:p>
     <w:p>
       <w:pPr>
         <w:pStyle w:val="NormalWeb"/>
-        <w:numPr>
-          <w:ilvl w:val="0"/>
-          <w:numId w:val="35"/>
-        </w:numPr>
-        <w:rPr>
-          <w:rFonts w:ascii="Arial" w:hAnsi="Arial" w:cs="Arial"/>
-          <w:lang w:val="es-MX"/>
-        </w:rPr>
-      </w:pPr>
-      <w:r>
-        <w:rPr>
-          <w:rFonts w:ascii="Arial" w:hAnsi="Arial" w:cs="Arial"/>
-          <w:b/>
-          <w:bCs/>
-          <w:lang w:val="es-MX"/>
-        </w:rPr>
-        <w:t>Inicio:</w:t>
-      </w:r>
-      <w:r>
-        <w:rPr>
-          <w:rFonts w:ascii="Arial" w:hAnsi="Arial" w:cs="Arial"/>
-          <w:lang w:val="es-MX"/>
-        </w:rPr>
-        <w:t xml:space="preserve"> Inicializar cámara en PC, inicializar sensores y motores en el microcontrolador.</w:t>
+        <w:rPr>
+          <w:rFonts w:ascii="Arial" w:hAnsi="Arial" w:cs="Arial"/>
+          <w:lang w:val="es-MX"/>
+        </w:rPr>
+      </w:pPr>
+      <w:r>
+        <w:rPr>
+          <w:rFonts w:ascii="Arial" w:hAnsi="Arial" w:cs="Arial"/>
+          <w:noProof/>
+          <w:lang w:val="es-MX"/>
+        </w:rPr>
+        <w:drawing>
+          <wp:inline distT="0" distB="0" distL="0" distR="0" wp14:anchorId="6959D5A9" wp14:editId="36669248">
+            <wp:extent cx="5719749" cy="3072809"/>
+            <wp:effectExtent l="0" t="0" r="0" b="0"/>
+            <wp:docPr id="4" name="Imagen 4"/>
+            <wp:cNvGraphicFramePr>
+              <a:graphicFrameLocks xmlns:a="http://schemas.openxmlformats.org/drawingml/2006/main" noChangeAspect="1"/>
+            </wp:cNvGraphicFramePr>
+            <a:graphic xmlns:a="http://schemas.openxmlformats.org/drawingml/2006/main">
+              <a:graphicData uri="http://schemas.openxmlformats.org/drawingml/2006/picture">
+                <pic:pic xmlns:pic="http://schemas.openxmlformats.org/drawingml/2006/picture">
+                  <pic:nvPicPr>
+                    <pic:cNvPr id="4" name="Imagen 4"/>
+                    <pic:cNvPicPr/>
+                  </pic:nvPicPr>
+                  <pic:blipFill>
+                    <a:blip r:embed="rId10">
+                      <a:extLst>
+                        <a:ext uri="{28A0092B-C50C-407E-A947-70E740481C1C}">
+                          <a14:useLocalDpi xmlns:a14="http://schemas.microsoft.com/office/drawing/2010/main" val="0"/>
+                        </a:ext>
+                      </a:extLst>
+                    </a:blip>
+                    <a:stretch>
+                      <a:fillRect/>
+                    </a:stretch>
+                  </pic:blipFill>
+                  <pic:spPr>
+                    <a:xfrm>
+                      <a:off x="0" y="0"/>
+                      <a:ext cx="5730427" cy="3078545"/>
+                    </a:xfrm>
+                    <a:prstGeom prst="rect">
+                      <a:avLst/>
+                    </a:prstGeom>
+                  </pic:spPr>
+                </pic:pic>
+              </a:graphicData>
+            </a:graphic>
+          </wp:inline>
+        </w:drawing>
       </w:r>
     </w:p>
     <w:p>
       <w:pPr>
         <w:pStyle w:val="NormalWeb"/>
-        <w:numPr>
-          <w:ilvl w:val="0"/>
-          <w:numId w:val="35"/>
-        </w:numPr>
-        <w:rPr>
-          <w:rFonts w:ascii="Arial" w:hAnsi="Arial" w:cs="Arial"/>
-          <w:lang w:val="es-MX"/>
-        </w:rPr>
-      </w:pPr>
-      <w:r>
-        <w:rPr>
-          <w:rFonts w:ascii="Arial" w:hAnsi="Arial" w:cs="Arial"/>
-          <w:b/>
-          <w:bCs/>
-          <w:lang w:val="es-MX"/>
-        </w:rPr>
-        <w:t>Lectura Ultrasónica (Hardware):</w:t>
-      </w:r>
-      <w:r>
-        <w:rPr>
-          <w:rFonts w:ascii="Arial" w:hAnsi="Arial" w:cs="Arial"/>
-          <w:lang w:val="es-MX"/>
-        </w:rPr>
-        <w:t xml:space="preserve"> El microcontrolador mide la distancia al frente (</w:t>
-      </w:r>
-      <w:r>
-        <w:rPr>
-          <w:rStyle w:val="math-inline"/>
-          <w:rFonts w:ascii="Arial" w:hAnsi="Arial" w:cs="Arial"/>
-          <w:lang w:val="es-MX"/>
-        </w:rPr>
-        <w:t>$D$</w:t>
-      </w:r>
-      <w:r>
-        <w:rPr>
-          <w:rFonts w:ascii="Arial" w:hAnsi="Arial" w:cs="Arial"/>
-          <w:lang w:val="es-MX"/>
-        </w:rPr>
-        <w:t>).</w:t>
-      </w:r>
-    </w:p>
-    <w:p>
-      <w:pPr>
-        <w:pStyle w:val="NormalWeb"/>
-        <w:numPr>
-          <w:ilvl w:val="0"/>
-          <w:numId w:val="35"/>
-        </w:numPr>
-        <w:rPr>
-          <w:rFonts w:ascii="Arial" w:hAnsi="Arial" w:cs="Arial"/>
-        </w:rPr>
-      </w:pPr>
-      <w:proofErr w:type="spellStart"/>
-      <w:r>
-        <w:rPr>
-          <w:rFonts w:ascii="Arial" w:hAnsi="Arial" w:cs="Arial"/>
-          <w:b/>
-          <w:bCs/>
-        </w:rPr>
-        <w:t>Evaluación</w:t>
-      </w:r>
-      <w:proofErr w:type="spellEnd"/>
-      <w:r>
-        <w:rPr>
-          <w:rFonts w:ascii="Arial" w:hAnsi="Arial" w:cs="Arial"/>
-          <w:b/>
-          <w:bCs/>
-        </w:rPr>
-        <w:t xml:space="preserve"> de </w:t>
-      </w:r>
-      <w:proofErr w:type="spellStart"/>
-      <w:r>
-        <w:rPr>
-          <w:rFonts w:ascii="Arial" w:hAnsi="Arial" w:cs="Arial"/>
-          <w:b/>
-          <w:bCs/>
-        </w:rPr>
-        <w:t>Seguridad</w:t>
-      </w:r>
-      <w:proofErr w:type="spellEnd"/>
-      <w:r>
-        <w:rPr>
-          <w:rFonts w:ascii="Arial" w:hAnsi="Arial" w:cs="Arial"/>
-          <w:b/>
-          <w:bCs/>
-        </w:rPr>
-        <w:t xml:space="preserve"> (Hardware):</w:t>
-      </w:r>
-    </w:p>
-    <w:p>
-      <w:pPr>
-        <w:pStyle w:val="NormalWeb"/>
-        <w:numPr>
-          <w:ilvl w:val="1"/>
-          <w:numId w:val="35"/>
-        </w:numPr>
-        <w:rPr>
-          <w:rFonts w:ascii="Arial" w:hAnsi="Arial" w:cs="Arial"/>
-        </w:rPr>
-      </w:pPr>
-      <w:r>
-        <w:rPr>
-          <w:rFonts w:ascii="Arial" w:hAnsi="Arial" w:cs="Arial"/>
-        </w:rPr>
-        <w:t>¿</w:t>
-      </w:r>
-      <w:r>
-        <w:rPr>
-          <w:rStyle w:val="math-inline"/>
-          <w:rFonts w:ascii="Arial" w:hAnsi="Arial" w:cs="Arial"/>
-        </w:rPr>
-        <w:t>$D &lt; 15\</w:t>
-      </w:r>
-      <w:proofErr w:type="gramStart"/>
-      <w:r>
-        <w:rPr>
-          <w:rStyle w:val="math-inline"/>
-          <w:rFonts w:ascii="Arial" w:hAnsi="Arial" w:cs="Arial"/>
-        </w:rPr>
-        <w:t>text{ cm</w:t>
-      </w:r>
-      <w:proofErr w:type="gramEnd"/>
-      <w:r>
-        <w:rPr>
-          <w:rStyle w:val="math-inline"/>
-          <w:rFonts w:ascii="Arial" w:hAnsi="Arial" w:cs="Arial"/>
-        </w:rPr>
-        <w:t>}$</w:t>
-      </w:r>
-      <w:r>
-        <w:rPr>
-          <w:rFonts w:ascii="Arial" w:hAnsi="Arial" w:cs="Arial"/>
-        </w:rPr>
-        <w:t>?</w:t>
-      </w:r>
-    </w:p>
-    <w:p>
-      <w:pPr>
-        <w:pStyle w:val="NormalWeb"/>
-        <w:numPr>
-          <w:ilvl w:val="2"/>
-          <w:numId w:val="35"/>
-        </w:numPr>
-        <w:rPr>
-          <w:rFonts w:ascii="Arial" w:hAnsi="Arial" w:cs="Arial"/>
-        </w:rPr>
-      </w:pPr>
-      <w:r>
-        <w:rPr>
-          <w:rFonts w:ascii="Arial" w:hAnsi="Arial" w:cs="Arial"/>
-          <w:b/>
-          <w:bCs/>
-          <w:lang w:val="es-MX"/>
-        </w:rPr>
-        <w:t>SÍ:</w:t>
-      </w:r>
-      <w:r>
-        <w:rPr>
-          <w:rFonts w:ascii="Arial" w:hAnsi="Arial" w:cs="Arial"/>
-          <w:lang w:val="es-MX"/>
-        </w:rPr>
-        <w:t xml:space="preserve"> El microcontrolador ejecuta la orden </w:t>
-      </w:r>
-      <w:r>
-        <w:rPr>
-          <w:rFonts w:ascii="Arial" w:hAnsi="Arial" w:cs="Arial"/>
-          <w:b/>
-          <w:bCs/>
-          <w:lang w:val="es-MX"/>
-        </w:rPr>
-        <w:t>DETENER</w:t>
-      </w:r>
-      <w:r>
-        <w:rPr>
-          <w:rFonts w:ascii="Arial" w:hAnsi="Arial" w:cs="Arial"/>
-          <w:lang w:val="es-MX"/>
-        </w:rPr>
-        <w:t xml:space="preserve"> inmediatamente (freno de emergencia) y envía la alerta a la PC. </w:t>
-      </w:r>
-      <w:r>
-        <w:rPr>
-          <w:rFonts w:ascii="Arial" w:hAnsi="Arial" w:cs="Arial"/>
-        </w:rPr>
-        <w:t>Vuelve al paso 2.</w:t>
-      </w:r>
-    </w:p>
-    <w:p>
-      <w:pPr>
-        <w:pStyle w:val="NormalWeb"/>
-        <w:numPr>
-          <w:ilvl w:val="2"/>
-          <w:numId w:val="35"/>
-        </w:numPr>
-        <w:rPr>
-          <w:rFonts w:ascii="Arial" w:hAnsi="Arial" w:cs="Arial"/>
-          <w:lang w:val="es-MX"/>
-        </w:rPr>
-      </w:pPr>
-      <w:r>
-        <w:rPr>
-          <w:rFonts w:ascii="Arial" w:hAnsi="Arial" w:cs="Arial"/>
-          <w:b/>
-          <w:bCs/>
-          <w:lang w:val="es-MX"/>
-        </w:rPr>
-        <w:t>NO:</w:t>
-      </w:r>
-      <w:r>
-        <w:rPr>
-          <w:rFonts w:ascii="Arial" w:hAnsi="Arial" w:cs="Arial"/>
-          <w:lang w:val="es-MX"/>
-        </w:rPr>
-        <w:t xml:space="preserve"> El microcontrolador envía el valor de </w:t>
-      </w:r>
-      <w:r>
-        <w:rPr>
-          <w:rStyle w:val="math-inline"/>
-          <w:rFonts w:ascii="Arial" w:hAnsi="Arial" w:cs="Arial"/>
-          <w:lang w:val="es-MX"/>
-        </w:rPr>
-        <w:t>$D$</w:t>
-      </w:r>
-      <w:r>
-        <w:rPr>
-          <w:rFonts w:ascii="Arial" w:hAnsi="Arial" w:cs="Arial"/>
-          <w:lang w:val="es-MX"/>
-        </w:rPr>
-        <w:t xml:space="preserve"> a la PC y mantiene la última orden de movimiento.</w:t>
-      </w:r>
-    </w:p>
-    <w:p>
-      <w:pPr>
-        <w:pStyle w:val="NormalWeb"/>
-        <w:numPr>
-          <w:ilvl w:val="0"/>
-          <w:numId w:val="35"/>
-        </w:numPr>
-        <w:rPr>
-          <w:rFonts w:ascii="Arial" w:hAnsi="Arial" w:cs="Arial"/>
-          <w:lang w:val="es-MX"/>
-        </w:rPr>
-      </w:pPr>
-      <w:r>
-        <w:rPr>
-          <w:rFonts w:ascii="Arial" w:hAnsi="Arial" w:cs="Arial"/>
-          <w:b/>
-          <w:bCs/>
-          <w:lang w:val="es-MX"/>
-        </w:rPr>
-        <w:t>Procesamiento Visual (Software en PC):</w:t>
-      </w:r>
-      <w:r>
-        <w:rPr>
-          <w:rFonts w:ascii="Arial" w:hAnsi="Arial" w:cs="Arial"/>
-          <w:lang w:val="es-MX"/>
-        </w:rPr>
-        <w:t xml:space="preserve"> La PC captura un </w:t>
-      </w:r>
-      <w:proofErr w:type="spellStart"/>
-      <w:r>
-        <w:rPr>
-          <w:rFonts w:ascii="Arial" w:hAnsi="Arial" w:cs="Arial"/>
-          <w:i/>
-          <w:iCs/>
-          <w:lang w:val="es-MX"/>
-        </w:rPr>
-        <w:t>frame</w:t>
-      </w:r>
-      <w:proofErr w:type="spellEnd"/>
-      <w:r>
-        <w:rPr>
-          <w:rFonts w:ascii="Arial" w:hAnsi="Arial" w:cs="Arial"/>
-          <w:lang w:val="es-MX"/>
-        </w:rPr>
-        <w:t xml:space="preserve"> de la cámara y recibe el valor </w:t>
-      </w:r>
-      <w:r>
-        <w:rPr>
-          <w:rStyle w:val="math-inline"/>
-          <w:rFonts w:ascii="Arial" w:hAnsi="Arial" w:cs="Arial"/>
-          <w:lang w:val="es-MX"/>
-        </w:rPr>
-        <w:t>$D$</w:t>
-      </w:r>
-      <w:r>
-        <w:rPr>
-          <w:rFonts w:ascii="Arial" w:hAnsi="Arial" w:cs="Arial"/>
-          <w:lang w:val="es-MX"/>
-        </w:rPr>
-        <w:t>.</w:t>
-      </w:r>
-    </w:p>
-    <w:p>
-      <w:pPr>
-        <w:pStyle w:val="NormalWeb"/>
-        <w:numPr>
-          <w:ilvl w:val="0"/>
-          <w:numId w:val="35"/>
-        </w:numPr>
-        <w:rPr>
-          <w:rFonts w:ascii="Arial" w:hAnsi="Arial" w:cs="Arial"/>
-          <w:lang w:val="es-MX"/>
-        </w:rPr>
-      </w:pPr>
-      <w:r>
-        <w:rPr>
-          <w:rFonts w:ascii="Arial" w:hAnsi="Arial" w:cs="Arial"/>
-          <w:b/>
-          <w:bCs/>
-          <w:lang w:val="es-MX"/>
-        </w:rPr>
-        <w:t>Análisis de Imagen (Software):</w:t>
-      </w:r>
-      <w:r>
-        <w:rPr>
-          <w:rFonts w:ascii="Arial" w:hAnsi="Arial" w:cs="Arial"/>
-          <w:lang w:val="es-MX"/>
-        </w:rPr>
-        <w:t xml:space="preserve"> </w:t>
-      </w:r>
-      <w:proofErr w:type="spellStart"/>
-      <w:r>
-        <w:rPr>
-          <w:rFonts w:ascii="Arial" w:hAnsi="Arial" w:cs="Arial"/>
-          <w:lang w:val="es-MX"/>
-        </w:rPr>
-        <w:t>OpenCV</w:t>
-      </w:r>
-      <w:proofErr w:type="spellEnd"/>
-      <w:r>
-        <w:rPr>
-          <w:rFonts w:ascii="Arial" w:hAnsi="Arial" w:cs="Arial"/>
-          <w:lang w:val="es-MX"/>
-        </w:rPr>
-        <w:t xml:space="preserve"> busca contornos o clasifica objetos en la trayectoria.</w:t>
-      </w:r>
-    </w:p>
-    <w:p>
-      <w:pPr>
-        <w:pStyle w:val="NormalWeb"/>
-        <w:numPr>
-          <w:ilvl w:val="1"/>
-          <w:numId w:val="35"/>
-        </w:numPr>
-        <w:rPr>
-          <w:rFonts w:ascii="Arial" w:hAnsi="Arial" w:cs="Arial"/>
-          <w:lang w:val="es-MX"/>
-        </w:rPr>
-      </w:pPr>
-      <w:r>
-        <w:rPr>
-          <w:rFonts w:ascii="Arial" w:hAnsi="Arial" w:cs="Arial"/>
-          <w:lang w:val="es-MX"/>
-        </w:rPr>
-        <w:t>¿Hay un obstáculo detectado por visión en el camino?</w:t>
-      </w:r>
-    </w:p>
-    <w:p>
-      <w:pPr>
-        <w:pStyle w:val="NormalWeb"/>
-        <w:numPr>
-          <w:ilvl w:val="2"/>
-          <w:numId w:val="35"/>
-        </w:numPr>
-        <w:rPr>
-          <w:rFonts w:ascii="Arial" w:hAnsi="Arial" w:cs="Arial"/>
-          <w:lang w:val="es-MX"/>
-        </w:rPr>
-      </w:pPr>
-      <w:r>
-        <w:rPr>
-          <w:rFonts w:ascii="Arial" w:hAnsi="Arial" w:cs="Arial"/>
-          <w:b/>
-          <w:bCs/>
-          <w:lang w:val="es-MX"/>
-        </w:rPr>
-        <w:t>NO:</w:t>
-      </w:r>
-      <w:r>
-        <w:rPr>
-          <w:rFonts w:ascii="Arial" w:hAnsi="Arial" w:cs="Arial"/>
-          <w:lang w:val="es-MX"/>
-        </w:rPr>
-        <w:t xml:space="preserve"> La PC envía comando </w:t>
-      </w:r>
-      <w:r>
-        <w:rPr>
-          <w:rFonts w:ascii="Arial" w:hAnsi="Arial" w:cs="Arial"/>
-          <w:b/>
-          <w:bCs/>
-          <w:lang w:val="es-MX"/>
-        </w:rPr>
-        <w:t>AVANZAR</w:t>
-      </w:r>
-      <w:r>
-        <w:rPr>
-          <w:rFonts w:ascii="Arial" w:hAnsi="Arial" w:cs="Arial"/>
-          <w:lang w:val="es-MX"/>
-        </w:rPr>
-        <w:t>.</w:t>
-      </w:r>
-    </w:p>
-    <w:p>
-      <w:pPr>
-        <w:pStyle w:val="NormalWeb"/>
-        <w:numPr>
-          <w:ilvl w:val="2"/>
-          <w:numId w:val="35"/>
-        </w:numPr>
-        <w:rPr>
-          <w:rFonts w:ascii="Arial" w:hAnsi="Arial" w:cs="Arial"/>
-          <w:lang w:val="es-MX"/>
-        </w:rPr>
-      </w:pPr>
-      <w:r>
-        <w:rPr>
-          <w:rFonts w:ascii="Arial" w:hAnsi="Arial" w:cs="Arial"/>
-          <w:b/>
-          <w:bCs/>
-          <w:lang w:val="es-MX"/>
-        </w:rPr>
-        <w:t>SÍ:</w:t>
-      </w:r>
-      <w:r>
-        <w:rPr>
-          <w:rFonts w:ascii="Arial" w:hAnsi="Arial" w:cs="Arial"/>
-          <w:lang w:val="es-MX"/>
-        </w:rPr>
-        <w:t xml:space="preserve"> Evaluar posición del obstáculo:</w:t>
-      </w:r>
-    </w:p>
-    <w:p>
-      <w:pPr>
-        <w:pStyle w:val="NormalWeb"/>
-        <w:numPr>
-          <w:ilvl w:val="3"/>
-          <w:numId w:val="35"/>
-        </w:numPr>
-        <w:rPr>
-          <w:rFonts w:ascii="Arial" w:hAnsi="Arial" w:cs="Arial"/>
-        </w:rPr>
-      </w:pPr>
-      <w:r>
-        <w:rPr>
-          <w:rFonts w:ascii="Arial" w:hAnsi="Arial" w:cs="Arial"/>
-          <w:lang w:val="es-MX"/>
-        </w:rPr>
-        <w:t xml:space="preserve">¿Obstáculo abarca toda la vista o </w:t>
-      </w:r>
-      <w:r>
-        <w:rPr>
-          <w:rStyle w:val="math-inline"/>
-          <w:rFonts w:ascii="Arial" w:hAnsi="Arial" w:cs="Arial"/>
-          <w:lang w:val="es-MX"/>
-        </w:rPr>
-        <w:t>$D &lt; 30\</w:t>
-      </w:r>
-      <w:proofErr w:type="spellStart"/>
-      <w:proofErr w:type="gramStart"/>
-      <w:r>
-        <w:rPr>
-          <w:rStyle w:val="math-inline"/>
-          <w:rFonts w:ascii="Arial" w:hAnsi="Arial" w:cs="Arial"/>
-          <w:lang w:val="es-MX"/>
-        </w:rPr>
-        <w:t>text</w:t>
-      </w:r>
-      <w:proofErr w:type="spellEnd"/>
-      <w:r>
-        <w:rPr>
-          <w:rStyle w:val="math-inline"/>
-          <w:rFonts w:ascii="Arial" w:hAnsi="Arial" w:cs="Arial"/>
-          <w:lang w:val="es-MX"/>
-        </w:rPr>
-        <w:t>{ cm</w:t>
-      </w:r>
-      <w:proofErr w:type="gramEnd"/>
-      <w:r>
-        <w:rPr>
-          <w:rStyle w:val="math-inline"/>
-          <w:rFonts w:ascii="Arial" w:hAnsi="Arial" w:cs="Arial"/>
-          <w:lang w:val="es-MX"/>
-        </w:rPr>
-        <w:t>}$</w:t>
-      </w:r>
-      <w:r>
-        <w:rPr>
-          <w:rFonts w:ascii="Arial" w:hAnsi="Arial" w:cs="Arial"/>
-          <w:lang w:val="es-MX"/>
-        </w:rPr>
-        <w:t xml:space="preserve">? </w:t>
-      </w:r>
-      <w:r>
-        <w:rPr>
-          <w:rStyle w:val="math-inline"/>
-          <w:rFonts w:ascii="Arial" w:hAnsi="Arial" w:cs="Arial"/>
-        </w:rPr>
-        <w:t>$\</w:t>
-      </w:r>
-      <w:proofErr w:type="spellStart"/>
-      <w:r>
-        <w:rPr>
-          <w:rStyle w:val="math-inline"/>
-          <w:rFonts w:ascii="Arial" w:hAnsi="Arial" w:cs="Arial"/>
-        </w:rPr>
-        <w:t>rightarrow</w:t>
-      </w:r>
-      <w:proofErr w:type="spellEnd"/>
-      <w:r>
-        <w:rPr>
-          <w:rStyle w:val="math-inline"/>
-          <w:rFonts w:ascii="Arial" w:hAnsi="Arial" w:cs="Arial"/>
-        </w:rPr>
-        <w:t>$</w:t>
-      </w:r>
-      <w:r>
-        <w:rPr>
-          <w:rFonts w:ascii="Arial" w:hAnsi="Arial" w:cs="Arial"/>
-        </w:rPr>
-        <w:t xml:space="preserve"> </w:t>
-      </w:r>
-      <w:proofErr w:type="spellStart"/>
-      <w:r>
-        <w:rPr>
-          <w:rFonts w:ascii="Arial" w:hAnsi="Arial" w:cs="Arial"/>
-        </w:rPr>
-        <w:t>Enviar</w:t>
-      </w:r>
-      <w:proofErr w:type="spellEnd"/>
-      <w:r>
-        <w:rPr>
-          <w:rFonts w:ascii="Arial" w:hAnsi="Arial" w:cs="Arial"/>
-        </w:rPr>
-        <w:t xml:space="preserve"> </w:t>
-      </w:r>
-      <w:proofErr w:type="spellStart"/>
-      <w:r>
-        <w:rPr>
-          <w:rFonts w:ascii="Arial" w:hAnsi="Arial" w:cs="Arial"/>
-        </w:rPr>
-        <w:t>comando</w:t>
-      </w:r>
-      <w:proofErr w:type="spellEnd"/>
-      <w:r>
-        <w:rPr>
-          <w:rFonts w:ascii="Arial" w:hAnsi="Arial" w:cs="Arial"/>
-        </w:rPr>
-        <w:t xml:space="preserve"> </w:t>
-      </w:r>
-      <w:r>
-        <w:rPr>
-          <w:rFonts w:ascii="Arial" w:hAnsi="Arial" w:cs="Arial"/>
-          <w:b/>
-          <w:bCs/>
-        </w:rPr>
-        <w:t>DETENER</w:t>
-      </w:r>
-      <w:r>
-        <w:rPr>
-          <w:rFonts w:ascii="Arial" w:hAnsi="Arial" w:cs="Arial"/>
-        </w:rPr>
-        <w:t>.</w:t>
-      </w:r>
-    </w:p>
-    <w:p>
-      <w:pPr>
-        <w:pStyle w:val="NormalWeb"/>
-        <w:numPr>
-          <w:ilvl w:val="3"/>
-          <w:numId w:val="35"/>
-        </w:numPr>
-        <w:rPr>
-          <w:rFonts w:ascii="Arial" w:hAnsi="Arial" w:cs="Arial"/>
-          <w:lang w:val="es-MX"/>
-        </w:rPr>
-      </w:pPr>
-      <w:r>
-        <w:rPr>
-          <w:rFonts w:ascii="Arial" w:hAnsi="Arial" w:cs="Arial"/>
-          <w:lang w:val="es-MX"/>
-        </w:rPr>
-        <w:t xml:space="preserve">¿Obstáculo cargado a la izquierda? </w:t>
-      </w:r>
-      <w:r>
-        <w:rPr>
-          <w:rStyle w:val="math-inline"/>
-          <w:rFonts w:ascii="Arial" w:hAnsi="Arial" w:cs="Arial"/>
-          <w:lang w:val="es-MX"/>
-        </w:rPr>
-        <w:t>$\</w:t>
-      </w:r>
-      <w:proofErr w:type="spellStart"/>
-      <w:r>
-        <w:rPr>
-          <w:rStyle w:val="math-inline"/>
-          <w:rFonts w:ascii="Arial" w:hAnsi="Arial" w:cs="Arial"/>
-          <w:lang w:val="es-MX"/>
-        </w:rPr>
-        <w:t>rightarrow</w:t>
-      </w:r>
-      <w:proofErr w:type="spellEnd"/>
-      <w:r>
-        <w:rPr>
-          <w:rStyle w:val="math-inline"/>
-          <w:rFonts w:ascii="Arial" w:hAnsi="Arial" w:cs="Arial"/>
-          <w:lang w:val="es-MX"/>
-        </w:rPr>
-        <w:t>$</w:t>
-      </w:r>
-      <w:r>
-        <w:rPr>
-          <w:rFonts w:ascii="Arial" w:hAnsi="Arial" w:cs="Arial"/>
-          <w:lang w:val="es-MX"/>
-        </w:rPr>
-        <w:t xml:space="preserve"> Enviar comando </w:t>
-      </w:r>
-      <w:r>
-        <w:rPr>
-          <w:rFonts w:ascii="Arial" w:hAnsi="Arial" w:cs="Arial"/>
-          <w:b/>
-          <w:bCs/>
-          <w:lang w:val="es-MX"/>
-        </w:rPr>
-        <w:t>ESQUIVAR</w:t>
-      </w:r>
-      <w:r>
-        <w:rPr>
-          <w:rFonts w:ascii="Arial" w:hAnsi="Arial" w:cs="Arial"/>
-          <w:lang w:val="es-MX"/>
-        </w:rPr>
-        <w:t xml:space="preserve"> (Girar a la derecha).</w:t>
-      </w:r>
-    </w:p>
-    <w:p>
-      <w:pPr>
-        <w:pStyle w:val="NormalWeb"/>
-        <w:numPr>
-          <w:ilvl w:val="3"/>
-          <w:numId w:val="35"/>
-        </w:numPr>
-        <w:rPr>
-          <w:rFonts w:ascii="Arial" w:hAnsi="Arial" w:cs="Arial"/>
-          <w:lang w:val="es-MX"/>
-        </w:rPr>
-      </w:pPr>
-      <w:r>
-        <w:rPr>
-          <w:rFonts w:ascii="Arial" w:hAnsi="Arial" w:cs="Arial"/>
-          <w:lang w:val="es-MX"/>
-        </w:rPr>
-        <w:t xml:space="preserve">¿Obstáculo cargado a la derecha? </w:t>
-      </w:r>
-      <w:r>
-        <w:rPr>
-          <w:rStyle w:val="math-inline"/>
-          <w:rFonts w:ascii="Arial" w:hAnsi="Arial" w:cs="Arial"/>
-          <w:lang w:val="es-MX"/>
-        </w:rPr>
-        <w:t>$\</w:t>
-      </w:r>
-      <w:proofErr w:type="spellStart"/>
-      <w:r>
-        <w:rPr>
-          <w:rStyle w:val="math-inline"/>
-          <w:rFonts w:ascii="Arial" w:hAnsi="Arial" w:cs="Arial"/>
-          <w:lang w:val="es-MX"/>
-        </w:rPr>
-        <w:t>rightarrow</w:t>
-      </w:r>
-      <w:proofErr w:type="spellEnd"/>
-      <w:r>
-        <w:rPr>
-          <w:rStyle w:val="math-inline"/>
-          <w:rFonts w:ascii="Arial" w:hAnsi="Arial" w:cs="Arial"/>
-          <w:lang w:val="es-MX"/>
-        </w:rPr>
-        <w:t>$</w:t>
-      </w:r>
-      <w:r>
-        <w:rPr>
-          <w:rFonts w:ascii="Arial" w:hAnsi="Arial" w:cs="Arial"/>
-          <w:lang w:val="es-MX"/>
-        </w:rPr>
-        <w:t xml:space="preserve"> Enviar comando </w:t>
-      </w:r>
-      <w:r>
-        <w:rPr>
-          <w:rFonts w:ascii="Arial" w:hAnsi="Arial" w:cs="Arial"/>
-          <w:b/>
-          <w:bCs/>
-          <w:lang w:val="es-MX"/>
-        </w:rPr>
-        <w:t>ESQUIVAR</w:t>
-      </w:r>
-      <w:r>
-        <w:rPr>
-          <w:rFonts w:ascii="Arial" w:hAnsi="Arial" w:cs="Arial"/>
-          <w:lang w:val="es-MX"/>
-        </w:rPr>
-        <w:t xml:space="preserve"> (Girar a la izquierda).</w:t>
-      </w:r>
-    </w:p>
-    <w:p>
-      <w:pPr>
-        <w:pStyle w:val="NormalWeb"/>
-        <w:numPr>
-          <w:ilvl w:val="0"/>
-          <w:numId w:val="35"/>
-        </w:numPr>
-        <w:rPr>
-          <w:rFonts w:ascii="Arial" w:hAnsi="Arial" w:cs="Arial"/>
-          <w:lang w:val="es-MX"/>
-        </w:rPr>
-      </w:pPr>
-      <w:r>
-        <w:rPr>
-          <w:rFonts w:ascii="Arial" w:hAnsi="Arial" w:cs="Arial"/>
-          <w:b/>
-          <w:bCs/>
-          <w:lang w:val="es-MX"/>
-        </w:rPr>
-        <w:t>Ejecución (Hardware):</w:t>
-      </w:r>
-      <w:r>
-        <w:rPr>
-          <w:rFonts w:ascii="Arial" w:hAnsi="Arial" w:cs="Arial"/>
-          <w:lang w:val="es-MX"/>
-        </w:rPr>
-        <w:t xml:space="preserve"> El microcontrolador recibe el comando (Avanzar, Detener, Girar) y ajusta los motores en consecuencia.</w:t>
-      </w:r>
-    </w:p>
-    <w:p>
-      <w:pPr>
-        <w:pStyle w:val="NormalWeb"/>
-        <w:numPr>
-          <w:ilvl w:val="0"/>
-          <w:numId w:val="35"/>
-        </w:numPr>
-        <w:rPr>
-          <w:rFonts w:ascii="Arial" w:hAnsi="Arial" w:cs="Arial"/>
-        </w:rPr>
-      </w:pPr>
-      <w:proofErr w:type="spellStart"/>
-      <w:r>
-        <w:rPr>
-          <w:rFonts w:ascii="Arial" w:hAnsi="Arial" w:cs="Arial"/>
-          <w:b/>
-          <w:bCs/>
-        </w:rPr>
-        <w:t>Ciclo</w:t>
-      </w:r>
-      <w:proofErr w:type="spellEnd"/>
-      <w:r>
-        <w:rPr>
-          <w:rFonts w:ascii="Arial" w:hAnsi="Arial" w:cs="Arial"/>
-          <w:b/>
-          <w:bCs/>
-        </w:rPr>
-        <w:t>:</w:t>
-      </w:r>
-      <w:r>
-        <w:rPr>
-          <w:rFonts w:ascii="Arial" w:hAnsi="Arial" w:cs="Arial"/>
-        </w:rPr>
-        <w:t xml:space="preserve"> </w:t>
-      </w:r>
-      <w:proofErr w:type="spellStart"/>
-      <w:r>
-        <w:rPr>
-          <w:rFonts w:ascii="Arial" w:hAnsi="Arial" w:cs="Arial"/>
-        </w:rPr>
-        <w:t>Retornar</w:t>
-      </w:r>
-      <w:proofErr w:type="spellEnd"/>
-      <w:r>
-        <w:rPr>
-          <w:rFonts w:ascii="Arial" w:hAnsi="Arial" w:cs="Arial"/>
-        </w:rPr>
-        <w:t xml:space="preserve"> al paso 2.</w:t>
-      </w:r>
-    </w:p>
-    <w:p>
-      <w:pPr>
-        <w:pStyle w:val="NormalWeb"/>
-        <w:ind w:left="360"/>
-        <w:rPr>
-          <w:rFonts w:ascii="Arial" w:hAnsi="Arial" w:cs="Arial"/>
+        <w:rPr>
+          <w:rFonts w:ascii="Arial" w:hAnsi="Arial" w:cs="Arial"/>
+          <w:lang w:val="es-MX"/>
         </w:rPr>
       </w:pPr>
     </w:p>
@@ -2240,7 +1509,6 @@
                 <w:sz w:val="24"/>
                 <w:szCs w:val="24"/>
               </w:rPr>
-              <w:lastRenderedPageBreak/>
               <w:t>Tarea / Función</w:t>
             </w:r>
           </w:p>
@@ -2404,34 +1672,7 @@
                 <w:sz w:val="24"/>
                 <w:szCs w:val="24"/>
               </w:rPr>
-              <w:t xml:space="preserve">Requiere medición de tiempos a nivel de microsegundos, ideal para un sistema de tiempo real (RTOS o </w:t>
-            </w:r>
-            <w:proofErr w:type="spellStart"/>
-            <w:r>
-              <w:rPr>
-                <w:i/>
-                <w:iCs/>
-                <w:sz w:val="24"/>
-                <w:szCs w:val="24"/>
-              </w:rPr>
-              <w:t>bare</w:t>
-            </w:r>
-            <w:proofErr w:type="spellEnd"/>
-            <w:r>
-              <w:rPr>
-                <w:i/>
-                <w:iCs/>
-                <w:sz w:val="24"/>
-                <w:szCs w:val="24"/>
-              </w:rPr>
-              <w:t>-metal</w:t>
-            </w:r>
-            <w:r>
-              <w:rPr>
-                <w:sz w:val="24"/>
-                <w:szCs w:val="24"/>
-              </w:rPr>
-              <w:t>).</w:t>
+              <w:t>Requiere medición de tiempos a nivel de microsegundos, ideal para un sistema de tiempo real (RTOS).</w:t>
             </w:r>
           </w:p>
         </w:tc>
@@ -2637,7 +1878,15 @@
                 <w:sz w:val="24"/>
                 <w:szCs w:val="24"/>
               </w:rPr>
-              <w:t>La seguridad no puede depender de la latencia de red. Si el obstáculo está inminente, el hardware frena sin consultar a la PC.</w:t>
+              <w:t xml:space="preserve">La seguridad no puede depender de la latencia de red. Si el obstáculo está </w:t>
+            </w:r>
+            <w:r>
+              <w:rPr>
+                <w:sz w:val="24"/>
+                <w:szCs w:val="24"/>
+              </w:rPr>
+              <w:lastRenderedPageBreak/>
+              <w:t>inminente, el hardware frena sin consultar a la PC.</w:t>
             </w:r>
           </w:p>
         </w:tc>
@@ -2673,6 +1922,7 @@
                 <w:sz w:val="24"/>
                 <w:szCs w:val="24"/>
               </w:rPr>
+              <w:lastRenderedPageBreak/>
               <w:t>Captura y procesamiento de imagen</w:t>
             </w:r>
           </w:p>
@@ -2856,26 +2106,94 @@
           <w:szCs w:val="24"/>
         </w:rPr>
       </w:pPr>
-      <w:r>
+    </w:p>
+    <w:p>
+      <w:pPr>
         <w:rPr>
           <w:sz w:val="24"/>
           <w:szCs w:val="24"/>
         </w:rPr>
-        <w:pict w14:anchorId="40B64107">
-          <v:rect id="_x0000_i1027" style="width:0;height:1.5pt" o:hralign="center" o:hrstd="t" o:hr="t" fillcolor="#a0a0a0" stroked="f"/>
-        </w:pict>
-      </w:r>
-    </w:p>
-    <w:p>
-      <w:pPr>
-        <w:pStyle w:val="Ttulo3"/>
+      </w:pPr>
+    </w:p>
+    <w:p>
+      <w:pPr>
         <w:rPr>
           <w:sz w:val="24"/>
           <w:szCs w:val="24"/>
         </w:rPr>
       </w:pPr>
-      <w:r>
-        <w:rPr>
+    </w:p>
+    <w:p>
+      <w:pPr>
+        <w:rPr>
+          <w:sz w:val="24"/>
+          <w:szCs w:val="24"/>
+        </w:rPr>
+      </w:pPr>
+    </w:p>
+    <w:p>
+      <w:pPr>
+        <w:rPr>
+          <w:sz w:val="24"/>
+          <w:szCs w:val="24"/>
+        </w:rPr>
+      </w:pPr>
+    </w:p>
+    <w:p>
+      <w:pPr>
+        <w:rPr>
+          <w:sz w:val="24"/>
+          <w:szCs w:val="24"/>
+        </w:rPr>
+      </w:pPr>
+    </w:p>
+    <w:p>
+      <w:pPr>
+        <w:rPr>
+          <w:sz w:val="24"/>
+          <w:szCs w:val="24"/>
+        </w:rPr>
+      </w:pPr>
+    </w:p>
+    <w:p>
+      <w:pPr>
+        <w:rPr>
+          <w:sz w:val="24"/>
+          <w:szCs w:val="24"/>
+        </w:rPr>
+      </w:pPr>
+    </w:p>
+    <w:p>
+      <w:pPr>
+        <w:rPr>
+          <w:sz w:val="24"/>
+          <w:szCs w:val="24"/>
+        </w:rPr>
+      </w:pPr>
+    </w:p>
+    <w:p>
+      <w:pPr>
+        <w:rPr>
+          <w:sz w:val="24"/>
+          <w:szCs w:val="24"/>
+        </w:rPr>
+      </w:pPr>
+    </w:p>
+    <w:p>
+      <w:pPr>
+        <w:pStyle w:val="Ttulo3"/>
+        <w:rPr>
+          <w:b/>
+          <w:bCs/>
+          <w:sz w:val="24"/>
+          <w:szCs w:val="24"/>
+        </w:rPr>
+      </w:pPr>
+      <w:r>
+        <w:rPr>
+          <w:b/>
+          <w:bCs/>
+          <w:color w:val="auto"/>
           <w:sz w:val="24"/>
           <w:szCs w:val="24"/>
         </w:rPr>
@@ -2926,6 +2244,16 @@
         </w:rPr>
         <w:t xml:space="preserve"> Enviar datos entre la PC y el hardware toma tiempo. </w:t>
       </w:r>
+    </w:p>
+    <w:p>
+      <w:pPr>
+        <w:pStyle w:val="NormalWeb"/>
+        <w:ind w:left="720"/>
+        <w:rPr>
+          <w:rFonts w:ascii="Arial" w:hAnsi="Arial" w:cs="Arial"/>
+          <w:lang w:val="es-MX"/>
+        </w:rPr>
+      </w:pPr>
       <w:r>
         <w:rPr>
           <w:rFonts w:ascii="Arial" w:hAnsi="Arial" w:cs="Arial"/>
@@ -2940,41 +2268,7 @@
           <w:rFonts w:ascii="Arial" w:hAnsi="Arial" w:cs="Arial"/>
           <w:lang w:val="es-MX"/>
         </w:rPr>
-        <w:t xml:space="preserve"> Usar un protocolo binario simple (ej. enviar un byte </w:t>
-      </w:r>
-      <w:r>
-        <w:rPr>
-          <w:rStyle w:val="CdigoHTML"/>
-          <w:rFonts w:ascii="Arial" w:hAnsi="Arial" w:cs="Arial"/>
-          <w:sz w:val="24"/>
-          <w:szCs w:val="24"/>
-          <w:lang w:val="es-MX"/>
-        </w:rPr>
-        <w:t>A</w:t>
-      </w:r>
-      <w:r>
-        <w:rPr>
-          <w:rFonts w:ascii="Arial" w:hAnsi="Arial" w:cs="Arial"/>
-          <w:lang w:val="es-MX"/>
-        </w:rPr>
-        <w:t xml:space="preserve"> para avanzar, </w:t>
-      </w:r>
-      <w:r>
-        <w:rPr>
-          <w:rStyle w:val="CdigoHTML"/>
-          <w:rFonts w:ascii="Arial" w:hAnsi="Arial" w:cs="Arial"/>
-          <w:sz w:val="24"/>
-          <w:szCs w:val="24"/>
-          <w:lang w:val="es-MX"/>
-        </w:rPr>
-        <w:t>D</w:t>
-      </w:r>
-      <w:r>
-        <w:rPr>
-          <w:rFonts w:ascii="Arial" w:hAnsi="Arial" w:cs="Arial"/>
-          <w:lang w:val="es-MX"/>
-        </w:rPr>
-        <w:t xml:space="preserve"> para detener, en lugar de cadenas de texto largas) y ajustar los </w:t>
+        <w:t xml:space="preserve"> Usar un protocolo binario simple y ajustar los </w:t>
       </w:r>
       <w:proofErr w:type="spellStart"/>
       <w:r>
@@ -3079,6 +2373,16 @@
         </w:rPr>
         <w:t xml:space="preserve">-Fi? </w:t>
       </w:r>
+    </w:p>
+    <w:p>
+      <w:pPr>
+        <w:pStyle w:val="NormalWeb"/>
+        <w:ind w:left="720"/>
+        <w:rPr>
+          <w:rFonts w:ascii="Arial" w:hAnsi="Arial" w:cs="Arial"/>
+          <w:lang w:val="es-MX"/>
+        </w:rPr>
+      </w:pPr>
       <w:r>
         <w:rPr>
           <w:rFonts w:ascii="Arial" w:hAnsi="Arial" w:cs="Arial"/>
@@ -3086,6 +2390,7 @@
           <w:bCs/>
           <w:lang w:val="es-MX"/>
         </w:rPr>
+        <w:lastRenderedPageBreak/>
         <w:t>Refinamiento:</w:t>
       </w:r>
       <w:r>
@@ -3093,23 +2398,7 @@
           <w:rFonts w:ascii="Arial" w:hAnsi="Arial" w:cs="Arial"/>
           <w:lang w:val="es-MX"/>
         </w:rPr>
-        <w:t xml:space="preserve"> Programar un temporizador (</w:t>
-      </w:r>
-      <w:proofErr w:type="spellStart"/>
-      <w:r>
-        <w:rPr>
-          <w:rFonts w:ascii="Arial" w:hAnsi="Arial" w:cs="Arial"/>
-          <w:lang w:val="es-MX"/>
-        </w:rPr>
-        <w:t>Watchdog</w:t>
-      </w:r>
-      <w:proofErr w:type="spellEnd"/>
-      <w:r>
-        <w:rPr>
-          <w:rFonts w:ascii="Arial" w:hAnsi="Arial" w:cs="Arial"/>
-          <w:lang w:val="es-MX"/>
-        </w:rPr>
-        <w:t xml:space="preserve">) en el microcontrolador. Si no recibe comandos de la PC en más de 500 ms, el sistema asume que se perdió la conexión y ejecuta la rutina </w:t>
+        <w:t xml:space="preserve"> Programar un temporizador en el microcontrolador. Si no recibe comandos de la PC en más de 500 ms, el sistema asume que se perdió la conexión y ejecuta la rutina </w:t>
       </w:r>
       <w:r>
         <w:rPr>
@@ -3147,10 +2436,8 @@
           <w:bCs/>
           <w:lang w:val="es-MX"/>
         </w:rPr>
-        <w:lastRenderedPageBreak/>
-        <w:t xml:space="preserve">Fusión de Datos (Sensor </w:t>
-      </w:r>
-      <w:proofErr w:type="spellStart"/>
+        <w:t xml:space="preserve">Fusión de Datos </w:t>
+      </w:r>
       <w:r>
         <w:rPr>
           <w:rFonts w:ascii="Arial" w:hAnsi="Arial" w:cs="Arial"/>
@@ -3158,9 +2445,8 @@
           <w:bCs/>
           <w:lang w:val="es-MX"/>
         </w:rPr>
-        <w:t>Fusion</w:t>
-      </w:r>
-      <w:proofErr w:type="spellEnd"/>
+        <w:t>del Sensor</w:t>
+      </w:r>
       <w:r>
         <w:rPr>
           <w:rFonts w:ascii="Arial" w:hAnsi="Arial" w:cs="Arial"/>
@@ -3168,15 +2454,46 @@
           <w:bCs/>
           <w:lang w:val="es-MX"/>
         </w:rPr>
-        <w:t>):</w:t>
-      </w:r>
-      <w:r>
-        <w:rPr>
-          <w:rFonts w:ascii="Arial" w:hAnsi="Arial" w:cs="Arial"/>
-          <w:lang w:val="es-MX"/>
-        </w:rPr>
-        <w:t xml:space="preserve"> El ultrasónico detecta vidrio (pero la cámara no), mientras que la cámara detecta baches o líneas en el suelo (pero el ultrasónico no). </w:t>
-      </w:r>
+        <w:t>:</w:t>
+      </w:r>
+      <w:r>
+        <w:rPr>
+          <w:rFonts w:ascii="Arial" w:hAnsi="Arial" w:cs="Arial"/>
+          <w:lang w:val="es-MX"/>
+        </w:rPr>
+        <w:t xml:space="preserve"> El ultrasónico detecta vidrio</w:t>
+      </w:r>
+      <w:r>
+        <w:rPr>
+          <w:rFonts w:ascii="Arial" w:hAnsi="Arial" w:cs="Arial"/>
+          <w:lang w:val="es-MX"/>
+        </w:rPr>
+        <w:t xml:space="preserve"> </w:t>
+      </w:r>
+      <w:r>
+        <w:rPr>
+          <w:rFonts w:ascii="Arial" w:hAnsi="Arial" w:cs="Arial"/>
+          <w:lang w:val="es-MX"/>
+        </w:rPr>
+        <w:t>mientras que la cámara detecta baches o líneas en el suelo</w:t>
+      </w:r>
+      <w:r>
+        <w:rPr>
+          <w:rFonts w:ascii="Arial" w:hAnsi="Arial" w:cs="Arial"/>
+          <w:lang w:val="es-MX"/>
+        </w:rPr>
+        <w:t>.</w:t>
+      </w:r>
+    </w:p>
+    <w:p>
+      <w:pPr>
+        <w:pStyle w:val="NormalWeb"/>
+        <w:ind w:left="720"/>
+        <w:rPr>
+          <w:rFonts w:ascii="Arial" w:hAnsi="Arial" w:cs="Arial"/>
+          <w:lang w:val="es-MX"/>
+        </w:rPr>
+      </w:pPr>
       <w:r>
         <w:rPr>
           <w:rFonts w:ascii="Arial" w:hAnsi="Arial" w:cs="Arial"/>
@@ -3229,31 +2546,20 @@
     </w:p>
     <w:p>
       <w:pPr>
-        <w:rPr>
+        <w:pStyle w:val="Ttulo3"/>
+        <w:rPr>
+          <w:b/>
+          <w:bCs/>
+          <w:color w:val="auto"/>
           <w:sz w:val="24"/>
           <w:szCs w:val="24"/>
         </w:rPr>
       </w:pPr>
       <w:r>
         <w:rPr>
-          <w:sz w:val="24"/>
-          <w:szCs w:val="24"/>
-        </w:rPr>
-        <w:pict w14:anchorId="2AE986C1">
-          <v:rect id="_x0000_i1028" style="width:0;height:1.5pt" o:hralign="center" o:hrstd="t" o:hr="t" fillcolor="#a0a0a0" stroked="f"/>
-        </w:pict>
-      </w:r>
-    </w:p>
-    <w:p>
-      <w:pPr>
-        <w:pStyle w:val="Ttulo3"/>
-        <w:rPr>
-          <w:sz w:val="24"/>
-          <w:szCs w:val="24"/>
-        </w:rPr>
-      </w:pPr>
-      <w:r>
-        <w:rPr>
+          <w:b/>
+          <w:bCs/>
+          <w:color w:val="auto"/>
           <w:sz w:val="24"/>
           <w:szCs w:val="24"/>
         </w:rPr>
@@ -3637,65 +2943,13 @@
     </w:p>
     <w:p>
       <w:pPr>
-        <w:rPr>
-          <w:rFonts w:ascii="Proxima Nova" w:hAnsi="Proxima Nova"/>
-          <w:b/>
-          <w:bCs/>
-          <w:sz w:val="32"/>
-          <w:szCs w:val="36"/>
-          <w:lang w:val="es-MX"/>
-        </w:rPr>
-      </w:pPr>
-    </w:p>
-    <w:p>
-      <w:pPr>
-        <w:ind w:left="720"/>
-        <w:rPr>
-          <w:rFonts w:ascii="Proxima Nova" w:hAnsi="Proxima Nova"/>
-          <w:b/>
-          <w:bCs/>
-          <w:sz w:val="32"/>
-          <w:szCs w:val="36"/>
-          <w:lang w:val="es-MX"/>
-        </w:rPr>
-      </w:pPr>
-    </w:p>
-    <w:p>
-      <w:pPr>
-        <w:ind w:left="720"/>
+        <w:ind w:firstLine="720"/>
         <w:rPr>
           <w:rFonts w:ascii="Proxima Nova" w:hAnsi="Proxima Nova"/>
           <w:b/>
           <w:bCs/>
           <w:sz w:val="28"/>
           <w:szCs w:val="28"/>
-          <w:lang w:val="es-MX"/>
-        </w:rPr>
-      </w:pPr>
-    </w:p>
-    <w:p>
-      <w:pPr>
-        <w:ind w:left="720"/>
-        <w:rPr>
-          <w:rFonts w:ascii="Proxima Nova" w:hAnsi="Proxima Nova"/>
-          <w:b/>
-          <w:bCs/>
-          <w:sz w:val="28"/>
-          <w:szCs w:val="28"/>
-          <w:lang w:val="es-MX"/>
-        </w:rPr>
-      </w:pPr>
-    </w:p>
-    <w:p>
-      <w:pPr>
-        <w:ind w:firstLine="720"/>
-        <w:rPr>
-          <w:rFonts w:ascii="Proxima Nova" w:hAnsi="Proxima Nova"/>
-          <w:b/>
-          <w:bCs/>
-          <w:sz w:val="28"/>
-          <w:szCs w:val="28"/>
-          <w:lang w:val="es-MX"/>
         </w:rPr>
       </w:pPr>
     </w:p>
@@ -3705,253 +2959,238 @@
         <w:rPr>
           <w:sz w:val="36"/>
           <w:szCs w:val="36"/>
-          <w:lang w:val="es-MX"/>
+          <w:lang w:val="en-US"/>
         </w:rPr>
       </w:pPr>
       <w:bookmarkStart w:id="1" w:name="_Toc226928511"/>
+      <w:proofErr w:type="spellStart"/>
       <w:r>
         <w:rPr>
           <w:sz w:val="36"/>
           <w:szCs w:val="36"/>
-          <w:lang w:val="es-MX"/>
+          <w:lang w:val="en-US"/>
         </w:rPr>
         <w:t>Bibliografía</w:t>
       </w:r>
       <w:bookmarkEnd w:id="1"/>
-    </w:p>
-    <w:p>
-      <w:pPr>
-        <w:pStyle w:val="NormalWeb"/>
-        <w:numPr>
-          <w:ilvl w:val="0"/>
-          <w:numId w:val="11"/>
-        </w:numPr>
-        <w:spacing w:before="0" w:beforeAutospacing="0" w:after="0" w:afterAutospacing="0" w:line="480" w:lineRule="auto"/>
-        <w:rPr>
-          <w:lang w:val="es-MX"/>
-        </w:rPr>
-      </w:pPr>
-      <w:r>
-        <w:rPr>
-          <w:lang w:val="es"/>
-        </w:rPr>
-        <w:t>T. Babic, “20 ejemplos de consultas SQL básicas para principiantes: Una visión completa,” </w:t>
-      </w:r>
-      <w:r>
-        <w:rPr>
+      <w:proofErr w:type="spellEnd"/>
+    </w:p>
+    <w:p>
+      <w:pPr>
+        <w:spacing w:before="100" w:beforeAutospacing="1" w:after="100" w:afterAutospacing="1" w:line="240" w:lineRule="auto"/>
+        <w:jc w:val="both"/>
+        <w:rPr>
+          <w:rFonts w:eastAsia="Times New Roman"/>
+          <w:sz w:val="24"/>
+          <w:szCs w:val="24"/>
+          <w:lang w:eastAsia="es-MX"/>
+        </w:rPr>
+      </w:pPr>
+      <w:r>
+        <w:rPr>
+          <w:rFonts w:eastAsia="Times New Roman"/>
+          <w:sz w:val="24"/>
+          <w:szCs w:val="24"/>
+          <w:lang w:val="en-US" w:eastAsia="es-MX"/>
+        </w:rPr>
+        <w:t xml:space="preserve">[1] </w:t>
+      </w:r>
+      <w:proofErr w:type="spellStart"/>
+      <w:r>
+        <w:rPr>
+          <w:rFonts w:eastAsia="Times New Roman"/>
+          <w:sz w:val="24"/>
+          <w:szCs w:val="24"/>
+          <w:lang w:val="en-US" w:eastAsia="es-MX"/>
+        </w:rPr>
+        <w:t>Espressif</w:t>
+      </w:r>
+      <w:proofErr w:type="spellEnd"/>
+      <w:r>
+        <w:rPr>
+          <w:rFonts w:eastAsia="Times New Roman"/>
+          <w:sz w:val="24"/>
+          <w:szCs w:val="24"/>
+          <w:lang w:val="en-US" w:eastAsia="es-MX"/>
+        </w:rPr>
+        <w:t xml:space="preserve"> Systems, “ESP32-WROOM-32E &amp; ESP32-WROOM-32UE Datasheet,” version 2.0, </w:t>
+      </w:r>
+      <w:proofErr w:type="spellStart"/>
+      <w:r>
+        <w:rPr>
+          <w:rFonts w:eastAsia="Times New Roman"/>
+          <w:sz w:val="24"/>
+          <w:szCs w:val="24"/>
+          <w:lang w:val="en-US" w:eastAsia="es-MX"/>
+        </w:rPr>
+        <w:t>Espressif</w:t>
+      </w:r>
+      <w:proofErr w:type="spellEnd"/>
+      <w:r>
+        <w:rPr>
+          <w:rFonts w:eastAsia="Times New Roman"/>
+          <w:sz w:val="24"/>
+          <w:szCs w:val="24"/>
+          <w:lang w:val="en-US" w:eastAsia="es-MX"/>
+        </w:rPr>
+        <w:t xml:space="preserve"> Systems, Shanghai, China, 2020. </w:t>
+      </w:r>
+      <w:r>
+        <w:rPr>
+          <w:rFonts w:eastAsia="Times New Roman"/>
+          <w:sz w:val="24"/>
+          <w:szCs w:val="24"/>
+          <w:lang w:eastAsia="es-MX"/>
+        </w:rPr>
+        <w:t>[En línea]. Disponible: https://www.espressif.com/sites/default/files/documentation/esp32-wroom-32e_esp32-wroom-32ue_datasheet_en.pdf</w:t>
+      </w:r>
+    </w:p>
+    <w:p>
+      <w:pPr>
+        <w:spacing w:before="100" w:beforeAutospacing="1" w:after="100" w:afterAutospacing="1" w:line="240" w:lineRule="auto"/>
+        <w:jc w:val="both"/>
+        <w:rPr>
+          <w:rFonts w:eastAsia="Times New Roman"/>
+          <w:sz w:val="24"/>
+          <w:szCs w:val="24"/>
+          <w:lang w:eastAsia="es-MX"/>
+        </w:rPr>
+      </w:pPr>
+      <w:r>
+        <w:rPr>
+          <w:rFonts w:eastAsia="Times New Roman"/>
+          <w:sz w:val="24"/>
+          <w:szCs w:val="24"/>
+          <w:lang w:val="en-US" w:eastAsia="es-MX"/>
+        </w:rPr>
+        <w:lastRenderedPageBreak/>
+        <w:t xml:space="preserve">[2] </w:t>
+      </w:r>
+      <w:proofErr w:type="spellStart"/>
+      <w:r>
+        <w:rPr>
+          <w:rFonts w:eastAsia="Times New Roman"/>
+          <w:sz w:val="24"/>
+          <w:szCs w:val="24"/>
+          <w:lang w:val="en-US" w:eastAsia="es-MX"/>
+        </w:rPr>
+        <w:t>SparkFun</w:t>
+      </w:r>
+      <w:proofErr w:type="spellEnd"/>
+      <w:r>
+        <w:rPr>
+          <w:rFonts w:eastAsia="Times New Roman"/>
+          <w:sz w:val="24"/>
+          <w:szCs w:val="24"/>
+          <w:lang w:val="en-US" w:eastAsia="es-MX"/>
+        </w:rPr>
+        <w:t xml:space="preserve"> Electronics, “Ultrasonic Ranging Module HC - SR04,” Boulder, CO, USA. </w:t>
+      </w:r>
+      <w:r>
+        <w:rPr>
+          <w:rFonts w:eastAsia="Times New Roman"/>
+          <w:sz w:val="24"/>
+          <w:szCs w:val="24"/>
+          <w:lang w:eastAsia="es-MX"/>
+        </w:rPr>
+        <w:t>[En línea]. Disponible: https://cdn.sparkfun.com/datasheets/Sensors/Proximity/HCSR04.pdf</w:t>
+      </w:r>
+    </w:p>
+    <w:p>
+      <w:pPr>
+        <w:spacing w:before="100" w:beforeAutospacing="1" w:after="100" w:afterAutospacing="1" w:line="240" w:lineRule="auto"/>
+        <w:jc w:val="both"/>
+        <w:rPr>
+          <w:rFonts w:eastAsia="Times New Roman"/>
+          <w:sz w:val="24"/>
+          <w:szCs w:val="24"/>
+          <w:lang w:val="en-US" w:eastAsia="es-MX"/>
+        </w:rPr>
+      </w:pPr>
+      <w:r>
+        <w:rPr>
+          <w:rFonts w:eastAsia="Times New Roman"/>
+          <w:sz w:val="24"/>
+          <w:szCs w:val="24"/>
+          <w:lang w:val="en-US" w:eastAsia="es-MX"/>
+        </w:rPr>
+        <w:t xml:space="preserve">[3] G. </w:t>
+      </w:r>
+      <w:proofErr w:type="spellStart"/>
+      <w:r>
+        <w:rPr>
+          <w:rFonts w:eastAsia="Times New Roman"/>
+          <w:sz w:val="24"/>
+          <w:szCs w:val="24"/>
+          <w:lang w:val="en-US" w:eastAsia="es-MX"/>
+        </w:rPr>
+        <w:t>Bradski</w:t>
+      </w:r>
+      <w:proofErr w:type="spellEnd"/>
+      <w:r>
+        <w:rPr>
+          <w:rFonts w:eastAsia="Times New Roman"/>
+          <w:sz w:val="24"/>
+          <w:szCs w:val="24"/>
+          <w:lang w:val="en-US" w:eastAsia="es-MX"/>
+        </w:rPr>
+        <w:t xml:space="preserve"> and A. </w:t>
+      </w:r>
+      <w:proofErr w:type="spellStart"/>
+      <w:r>
+        <w:rPr>
+          <w:rFonts w:eastAsia="Times New Roman"/>
+          <w:sz w:val="24"/>
+          <w:szCs w:val="24"/>
+          <w:lang w:val="en-US" w:eastAsia="es-MX"/>
+        </w:rPr>
+        <w:t>Kaehler</w:t>
+      </w:r>
+      <w:proofErr w:type="spellEnd"/>
+      <w:r>
+        <w:rPr>
+          <w:rFonts w:eastAsia="Times New Roman"/>
+          <w:sz w:val="24"/>
+          <w:szCs w:val="24"/>
+          <w:lang w:val="en-US" w:eastAsia="es-MX"/>
+        </w:rPr>
+        <w:t xml:space="preserve">, </w:t>
+      </w:r>
+      <w:r>
+        <w:rPr>
+          <w:rFonts w:eastAsia="Times New Roman"/>
           <w:i/>
           <w:iCs/>
-          <w:lang w:val="es"/>
-        </w:rPr>
-        <w:t>LearnSQL.es</w:t>
-      </w:r>
-      <w:r>
-        <w:rPr>
-          <w:lang w:val="es"/>
-        </w:rPr>
-        <w:t>, Sep. 20, 2023. https://learnsql.es/blog/20-ejemplos-de-</w:t>
-      </w:r>
-      <w:r>
-        <w:rPr>
-          <w:lang w:val="es"/>
-        </w:rPr>
-        <w:lastRenderedPageBreak/>
-        <w:t>consultas-sql-basicas-para-principiantes-una-vision-completa/</w:t>
-      </w:r>
-      <w:r>
-        <w:rPr>
-          <w:lang w:val="es-MX"/>
-        </w:rPr>
-        <w:t xml:space="preserve">P. J. </w:t>
-      </w:r>
-      <w:proofErr w:type="spellStart"/>
-      <w:r>
-        <w:rPr>
-          <w:lang w:val="es-MX"/>
-        </w:rPr>
-        <w:t>Deitel</w:t>
-      </w:r>
-      <w:proofErr w:type="spellEnd"/>
-      <w:r>
-        <w:rPr>
-          <w:lang w:val="es-MX"/>
-        </w:rPr>
-        <w:t xml:space="preserve"> and H. M. </w:t>
-      </w:r>
-      <w:proofErr w:type="spellStart"/>
-      <w:r>
-        <w:rPr>
-          <w:lang w:val="es-MX"/>
-        </w:rPr>
-        <w:t>Deitel</w:t>
-      </w:r>
-      <w:proofErr w:type="spellEnd"/>
-      <w:r>
-        <w:rPr>
-          <w:lang w:val="es-MX"/>
-        </w:rPr>
-        <w:t xml:space="preserve">, </w:t>
-      </w:r>
-      <w:r>
-        <w:rPr>
-          <w:i/>
-          <w:iCs/>
-          <w:lang w:val="es-MX"/>
-        </w:rPr>
-        <w:t xml:space="preserve">Java: </w:t>
-      </w:r>
-      <w:proofErr w:type="spellStart"/>
-      <w:r>
-        <w:rPr>
-          <w:i/>
-          <w:iCs/>
-          <w:lang w:val="es-MX"/>
-        </w:rPr>
-        <w:t>How</w:t>
-      </w:r>
-      <w:proofErr w:type="spellEnd"/>
-      <w:r>
-        <w:rPr>
-          <w:i/>
-          <w:iCs/>
-          <w:lang w:val="es-MX"/>
-        </w:rPr>
-        <w:t xml:space="preserve"> </w:t>
-      </w:r>
-      <w:proofErr w:type="spellStart"/>
-      <w:r>
-        <w:rPr>
-          <w:i/>
-          <w:iCs/>
-          <w:lang w:val="es-MX"/>
-        </w:rPr>
-        <w:t>to</w:t>
-      </w:r>
-      <w:proofErr w:type="spellEnd"/>
-      <w:r>
-        <w:rPr>
-          <w:i/>
-          <w:iCs/>
-          <w:lang w:val="es-MX"/>
-        </w:rPr>
-        <w:t xml:space="preserve"> </w:t>
-      </w:r>
-      <w:proofErr w:type="spellStart"/>
-      <w:r>
-        <w:rPr>
-          <w:i/>
-          <w:iCs/>
-          <w:lang w:val="es-MX"/>
-        </w:rPr>
-        <w:t>Program</w:t>
-      </w:r>
-      <w:proofErr w:type="spellEnd"/>
-      <w:r>
-        <w:rPr>
-          <w:lang w:val="es-MX"/>
-        </w:rPr>
-        <w:t xml:space="preserve">. </w:t>
-      </w:r>
-      <w:r>
-        <w:rPr>
-          <w:lang w:val="es-MX"/>
-        </w:rPr>
-        <w:t xml:space="preserve">Pearson </w:t>
-      </w:r>
-      <w:proofErr w:type="spellStart"/>
-      <w:r>
-        <w:rPr>
-          <w:lang w:val="es-MX"/>
-        </w:rPr>
-        <w:t>College</w:t>
-      </w:r>
-      <w:proofErr w:type="spellEnd"/>
-      <w:r>
-        <w:rPr>
-          <w:lang w:val="es-MX"/>
-        </w:rPr>
-        <w:t xml:space="preserve"> </w:t>
-      </w:r>
-      <w:proofErr w:type="spellStart"/>
-      <w:r>
-        <w:rPr>
-          <w:lang w:val="es-MX"/>
-        </w:rPr>
-        <w:t>Division</w:t>
-      </w:r>
-      <w:proofErr w:type="spellEnd"/>
-      <w:r>
-        <w:rPr>
-          <w:lang w:val="es-MX"/>
-        </w:rPr>
-        <w:t>, 2012.</w:t>
-      </w:r>
-    </w:p>
-    <w:p>
-      <w:pPr>
-        <w:pStyle w:val="NormalWeb"/>
-        <w:numPr>
-          <w:ilvl w:val="0"/>
-          <w:numId w:val="11"/>
-        </w:numPr>
-        <w:spacing w:before="0" w:beforeAutospacing="0" w:after="0" w:afterAutospacing="0" w:line="480" w:lineRule="auto"/>
-        <w:rPr>
-          <w:lang w:val="es-MX"/>
-        </w:rPr>
-      </w:pPr>
-      <w:r>
-        <w:rPr>
-          <w:lang w:val="es-MX"/>
-        </w:rPr>
-        <w:t xml:space="preserve">J. M. Alarcón, “TUTORIAL SQL #3: Consultas SELECT </w:t>
-      </w:r>
-      <w:proofErr w:type="spellStart"/>
-      <w:r>
-        <w:rPr>
-          <w:lang w:val="es-MX"/>
-        </w:rPr>
-        <w:t>multi-tabla</w:t>
-      </w:r>
-      <w:proofErr w:type="spellEnd"/>
-      <w:r>
-        <w:rPr>
-          <w:lang w:val="es-MX"/>
-        </w:rPr>
-        <w:t xml:space="preserve"> básicas - JOIN - campusMVP.es,” </w:t>
-      </w:r>
-      <w:r>
-        <w:rPr>
-          <w:i/>
-          <w:iCs/>
-          <w:lang w:val="es-MX"/>
-        </w:rPr>
-        <w:t>campusMVP.es</w:t>
-      </w:r>
-      <w:r>
-        <w:rPr>
-          <w:lang w:val="es-MX"/>
-        </w:rPr>
-        <w:t xml:space="preserve">, </w:t>
-      </w:r>
-      <w:proofErr w:type="gramStart"/>
-      <w:r>
-        <w:rPr>
-          <w:lang w:val="es-MX"/>
-        </w:rPr>
-        <w:t>Nov.</w:t>
-      </w:r>
-      <w:proofErr w:type="gramEnd"/>
-      <w:r>
-        <w:rPr>
-          <w:lang w:val="es-MX"/>
-        </w:rPr>
-        <w:t xml:space="preserve"> 08, 2021. https://www.campusmvp.es/recursos/post/Fundamentos-de-SQL-Consultas-SELECT-multi-tabla-JOIN.aspx?srsltid=AfmBOopskdiflcUrK1YPlKBgu3YU_Pp8I4vbFXceZg4CPHaEj1YiFixS</w:t>
-      </w:r>
+          <w:sz w:val="24"/>
+          <w:szCs w:val="24"/>
+          <w:lang w:val="en-US" w:eastAsia="es-MX"/>
+        </w:rPr>
+        <w:t>Learning OpenCV: Computer Vision with the OpenCV Library</w:t>
+      </w:r>
+      <w:r>
+        <w:rPr>
+          <w:rFonts w:eastAsia="Times New Roman"/>
+          <w:sz w:val="24"/>
+          <w:szCs w:val="24"/>
+          <w:lang w:val="en-US" w:eastAsia="es-MX"/>
+        </w:rPr>
+        <w:t>, 1ª ed. Sebastopol, CA, USA: O'Reilly Media, 2008.</w:t>
+      </w:r>
+    </w:p>
+    <w:p>
+      <w:pPr>
+        <w:spacing w:before="100" w:beforeAutospacing="1" w:after="100" w:afterAutospacing="1" w:line="240" w:lineRule="auto"/>
+        <w:jc w:val="both"/>
+        <w:rPr>
+          <w:rFonts w:eastAsia="Times New Roman"/>
+          <w:sz w:val="24"/>
+          <w:szCs w:val="24"/>
+          <w:lang w:val="en-US" w:eastAsia="es-MX"/>
+        </w:rPr>
+      </w:pPr>
     </w:p>
     <w:sectPr>
-      <w:headerReference w:type="even" r:id="rId9"/>
-      <w:headerReference w:type="default" r:id="rId10"/>
-      <w:footerReference w:type="even" r:id="rId11"/>
+      <w:headerReference w:type="default" r:id="rId11"/>
       <w:footerReference w:type="default" r:id="rId12"/>
       <w:headerReference w:type="first" r:id="rId13"/>
       <w:footerReference w:type="first" r:id="rId14"/>
@@ -3994,20 +3233,15 @@
 <w:ftr xmlns:wpc="http://schemas.microsoft.com/office/word/2010/wordprocessingCanvas" xmlns:cx="http://schemas.microsoft.com/office/drawing/2014/chartex" xmlns:cx1="http://schemas.microsoft.com/office/drawing/2015/9/8/chartex" xmlns:cx2="http://schemas.microsoft.com/office/drawing/2015/10/21/chartex" xmlns:cx3="http://schemas.microsoft.com/office/drawing/2016/5/9/chartex" xmlns:cx4="http://schemas.microsoft.com/office/drawing/2016/5/10/chartex" xmlns:cx5="http://schemas.microsoft.com/office/drawing/2016/5/11/chartex" xmlns:cx6="http://schemas.microsoft.com/office/drawing/2016/5/12/chartex" xmlns:cx7="http://schemas.microsoft.com/office/drawing/2016/5/13/chartex" xmlns:cx8="http://schemas.microsoft.com/office/drawing/2016/5/14/chartex" xmlns:mc="http://schemas.openxmlformats.org/markup-compatibility/2006" xmlns:aink="http://schemas.microsoft.com/office/drawing/2016/ink" xmlns:am3d="http://schemas.microsoft.com/office/drawing/2017/model3d" xmlns:o="urn:schemas-microsoft-com:office:office" xmlns:r="http://schemas.openxmlformats.org/officeDocument/2006/relationships" xmlns:m="http://schemas.openxmlformats.org/officeDocument/2006/math" xmlns:v="urn:schemas-microsoft-com:vml" xmlns:wp14="http://schemas.microsoft.com/office/word/2010/wordprocessingDrawing" xmlns:wp="http://schemas.openxmlformats.org/drawingml/2006/wordprocessingDrawing" xmlns:w10="urn:schemas-microsoft-com:office:word" xmlns:w="http://schemas.openxmlformats.org/wordprocessingml/2006/main" xmlns:w14="http://schemas.microsoft.com/office/word/2010/wordml" xmlns:w15="http://schemas.microsoft.com/office/word/2012/wordml" xmlns:w16cex="http://schemas.microsoft.com/office/word/2018/wordml/cex" xmlns:w16cid="http://schemas.microsoft.com/office/word/2016/wordml/cid" xmlns:w16="http://schemas.microsoft.com/office/word/2018/wordml" xmlns:w16sdtdh="http://schemas.microsoft.com/office/word/2020/wordml/sdtdatahash" xmlns:w16se="http://schemas.microsoft.com/office/word/2015/wordml/symex" xmlns:wpg="http://schemas.microsoft.com/office/word/2010/wordprocessingGroup" xmlns:wpi="http://schemas.microsoft.com/office/word/2010/wordprocessingInk" xmlns:wne="http://schemas.microsoft.com/office/word/2006/wordml" xmlns:wps="http://schemas.microsoft.com/office/word/2010/wordprocessingShape" mc:Ignorable="w14 w15 w16se w16cid w16 w16cex w16sdtdh wp14">
   <w:p>
     <w:pPr>
-      <w:pStyle w:val="Piedepgina"/>
-    </w:pPr>
-  </w:p>
-</w:ftr>
-</file>
-
-<file path=word/footer2.xml><?xml version="1.0" encoding="utf-8"?>
-<w:ftr xmlns:wpc="http://schemas.microsoft.com/office/word/2010/wordprocessingCanvas" xmlns:cx="http://schemas.microsoft.com/office/drawing/2014/chartex" xmlns:cx1="http://schemas.microsoft.com/office/drawing/2015/9/8/chartex" xmlns:cx2="http://schemas.microsoft.com/office/drawing/2015/10/21/chartex" xmlns:cx3="http://schemas.microsoft.com/office/drawing/2016/5/9/chartex" xmlns:cx4="http://schemas.microsoft.com/office/drawing/2016/5/10/chartex" xmlns:cx5="http://schemas.microsoft.com/office/drawing/2016/5/11/chartex" xmlns:cx6="http://schemas.microsoft.com/office/drawing/2016/5/12/chartex" xmlns:cx7="http://schemas.microsoft.com/office/drawing/2016/5/13/chartex" xmlns:cx8="http://schemas.microsoft.com/office/drawing/2016/5/14/chartex" xmlns:mc="http://schemas.openxmlformats.org/markup-compatibility/2006" xmlns:aink="http://schemas.microsoft.com/office/drawing/2016/ink" xmlns:am3d="http://schemas.microsoft.com/office/drawing/2017/model3d" xmlns:o="urn:schemas-microsoft-com:office:office" xmlns:r="http://schemas.openxmlformats.org/officeDocument/2006/relationships" xmlns:m="http://schemas.openxmlformats.org/officeDocument/2006/math" xmlns:v="urn:schemas-microsoft-com:vml" xmlns:wp14="http://schemas.microsoft.com/office/word/2010/wordprocessingDrawing" xmlns:wp="http://schemas.openxmlformats.org/drawingml/2006/wordprocessingDrawing" xmlns:w10="urn:schemas-microsoft-com:office:word" xmlns:w="http://schemas.openxmlformats.org/wordprocessingml/2006/main" xmlns:w14="http://schemas.microsoft.com/office/word/2010/wordml" xmlns:w15="http://schemas.microsoft.com/office/word/2012/wordml" xmlns:w16cex="http://schemas.microsoft.com/office/word/2018/wordml/cex" xmlns:w16cid="http://schemas.microsoft.com/office/word/2016/wordml/cid" xmlns:w16="http://schemas.microsoft.com/office/word/2018/wordml" xmlns:w16sdtdh="http://schemas.microsoft.com/office/word/2020/wordml/sdtdatahash" xmlns:w16se="http://schemas.microsoft.com/office/word/2015/wordml/symex" xmlns:wpg="http://schemas.microsoft.com/office/word/2010/wordprocessingGroup" xmlns:wpi="http://schemas.microsoft.com/office/word/2010/wordprocessingInk" xmlns:wne="http://schemas.microsoft.com/office/word/2006/wordml" xmlns:wps="http://schemas.microsoft.com/office/word/2010/wordprocessingShape" mc:Ignorable="w14 w15 w16se w16cid w16 w16cex w16sdtdh wp14">
-  <w:p>
-    <w:pPr>
       <w:jc w:val="right"/>
     </w:pPr>
+    <w:proofErr w:type="spellStart"/>
     <w:r>
-      <w:t>J. Osorio</w:t>
+      <w:t>Andres</w:t>
+    </w:r>
+    <w:proofErr w:type="spellEnd"/>
+    <w:r>
+      <w:t xml:space="preserve"> Fabara</w:t>
     </w:r>
     <w:r>
       <w:tab/>
@@ -4046,7 +3280,7 @@
 </w:ftr>
 </file>
 
-<file path=word/footer3.xml><?xml version="1.0" encoding="utf-8"?>
+<file path=word/footer2.xml><?xml version="1.0" encoding="utf-8"?>
 <w:ftr xmlns:wpc="http://schemas.microsoft.com/office/word/2010/wordprocessingCanvas" xmlns:cx="http://schemas.microsoft.com/office/drawing/2014/chartex" xmlns:cx1="http://schemas.microsoft.com/office/drawing/2015/9/8/chartex" xmlns:cx2="http://schemas.microsoft.com/office/drawing/2015/10/21/chartex" xmlns:cx3="http://schemas.microsoft.com/office/drawing/2016/5/9/chartex" xmlns:cx4="http://schemas.microsoft.com/office/drawing/2016/5/10/chartex" xmlns:cx5="http://schemas.microsoft.com/office/drawing/2016/5/11/chartex" xmlns:cx6="http://schemas.microsoft.com/office/drawing/2016/5/12/chartex" xmlns:cx7="http://schemas.microsoft.com/office/drawing/2016/5/13/chartex" xmlns:cx8="http://schemas.microsoft.com/office/drawing/2016/5/14/chartex" xmlns:mc="http://schemas.openxmlformats.org/markup-compatibility/2006" xmlns:aink="http://schemas.microsoft.com/office/drawing/2016/ink" xmlns:am3d="http://schemas.microsoft.com/office/drawing/2017/model3d" xmlns:o="urn:schemas-microsoft-com:office:office" xmlns:r="http://schemas.openxmlformats.org/officeDocument/2006/relationships" xmlns:m="http://schemas.openxmlformats.org/officeDocument/2006/math" xmlns:v="urn:schemas-microsoft-com:vml" xmlns:wp14="http://schemas.microsoft.com/office/word/2010/wordprocessingDrawing" xmlns:wp="http://schemas.openxmlformats.org/drawingml/2006/wordprocessingDrawing" xmlns:w10="urn:schemas-microsoft-com:office:word" xmlns:w="http://schemas.openxmlformats.org/wordprocessingml/2006/main" xmlns:w14="http://schemas.microsoft.com/office/word/2010/wordml" xmlns:w15="http://schemas.microsoft.com/office/word/2012/wordml" xmlns:w16cex="http://schemas.microsoft.com/office/word/2018/wordml/cex" xmlns:w16cid="http://schemas.microsoft.com/office/word/2016/wordml/cid" xmlns:w16="http://schemas.microsoft.com/office/word/2018/wordml" xmlns:w16sdtdh="http://schemas.microsoft.com/office/word/2020/wordml/sdtdatahash" xmlns:w16se="http://schemas.microsoft.com/office/word/2015/wordml/symex" xmlns:wpg="http://schemas.microsoft.com/office/word/2010/wordprocessingGroup" xmlns:wpi="http://schemas.microsoft.com/office/word/2010/wordprocessingInk" xmlns:wne="http://schemas.microsoft.com/office/word/2006/wordml" xmlns:wps="http://schemas.microsoft.com/office/word/2010/wordprocessingShape" mc:Ignorable="w14 w15 w16se w16cid w16 w16cex w16sdtdh wp14">
   <w:p>
     <w:pPr>
@@ -4129,16 +3363,6 @@
 <w:hdr xmlns:wpc="http://schemas.microsoft.com/office/word/2010/wordprocessingCanvas" xmlns:cx="http://schemas.microsoft.com/office/drawing/2014/chartex" xmlns:cx1="http://schemas.microsoft.com/office/drawing/2015/9/8/chartex" xmlns:cx2="http://schemas.microsoft.com/office/drawing/2015/10/21/chartex" xmlns:cx3="http://schemas.microsoft.com/office/drawing/2016/5/9/chartex" xmlns:cx4="http://schemas.microsoft.com/office/drawing/2016/5/10/chartex" xmlns:cx5="http://schemas.microsoft.com/office/drawing/2016/5/11/chartex" xmlns:cx6="http://schemas.microsoft.com/office/drawing/2016/5/12/chartex" xmlns:cx7="http://schemas.microsoft.com/office/drawing/2016/5/13/chartex" xmlns:cx8="http://schemas.microsoft.com/office/drawing/2016/5/14/chartex" xmlns:mc="http://schemas.openxmlformats.org/markup-compatibility/2006" xmlns:aink="http://schemas.microsoft.com/office/drawing/2016/ink" xmlns:am3d="http://schemas.microsoft.com/office/drawing/2017/model3d" xmlns:o="urn:schemas-microsoft-com:office:office" xmlns:r="http://schemas.openxmlformats.org/officeDocument/2006/relationships" xmlns:m="http://schemas.openxmlformats.org/officeDocument/2006/math" xmlns:v="urn:schemas-microsoft-com:vml" xmlns:wp14="http://schemas.microsoft.com/office/word/2010/wordprocessingDrawing" xmlns:wp="http://schemas.openxmlformats.org/drawingml/2006/wordprocessingDrawing" xmlns:w10="urn:schemas-microsoft-com:office:word" xmlns:w="http://schemas.openxmlformats.org/wordprocessingml/2006/main" xmlns:w14="http://schemas.microsoft.com/office/word/2010/wordml" xmlns:w15="http://schemas.microsoft.com/office/word/2012/wordml" xmlns:w16cex="http://schemas.microsoft.com/office/word/2018/wordml/cex" xmlns:w16cid="http://schemas.microsoft.com/office/word/2016/wordml/cid" xmlns:w16="http://schemas.microsoft.com/office/word/2018/wordml" xmlns:w16sdtdh="http://schemas.microsoft.com/office/word/2020/wordml/sdtdatahash" xmlns:w16se="http://schemas.microsoft.com/office/word/2015/wordml/symex" xmlns:wpg="http://schemas.microsoft.com/office/word/2010/wordprocessingGroup" xmlns:wpi="http://schemas.microsoft.com/office/word/2010/wordprocessingInk" xmlns:wne="http://schemas.microsoft.com/office/word/2006/wordml" xmlns:wps="http://schemas.microsoft.com/office/word/2010/wordprocessingShape" mc:Ignorable="w14 w15 w16se w16cid w16 w16cex w16sdtdh wp14">
   <w:p>
     <w:pPr>
-      <w:pStyle w:val="Encabezado"/>
-    </w:pPr>
-  </w:p>
-</w:hdr>
-</file>
-
-<file path=word/header2.xml><?xml version="1.0" encoding="utf-8"?>
-<w:hdr xmlns:wpc="http://schemas.microsoft.com/office/word/2010/wordprocessingCanvas" xmlns:cx="http://schemas.microsoft.com/office/drawing/2014/chartex" xmlns:cx1="http://schemas.microsoft.com/office/drawing/2015/9/8/chartex" xmlns:cx2="http://schemas.microsoft.com/office/drawing/2015/10/21/chartex" xmlns:cx3="http://schemas.microsoft.com/office/drawing/2016/5/9/chartex" xmlns:cx4="http://schemas.microsoft.com/office/drawing/2016/5/10/chartex" xmlns:cx5="http://schemas.microsoft.com/office/drawing/2016/5/11/chartex" xmlns:cx6="http://schemas.microsoft.com/office/drawing/2016/5/12/chartex" xmlns:cx7="http://schemas.microsoft.com/office/drawing/2016/5/13/chartex" xmlns:cx8="http://schemas.microsoft.com/office/drawing/2016/5/14/chartex" xmlns:mc="http://schemas.openxmlformats.org/markup-compatibility/2006" xmlns:aink="http://schemas.microsoft.com/office/drawing/2016/ink" xmlns:am3d="http://schemas.microsoft.com/office/drawing/2017/model3d" xmlns:o="urn:schemas-microsoft-com:office:office" xmlns:r="http://schemas.openxmlformats.org/officeDocument/2006/relationships" xmlns:m="http://schemas.openxmlformats.org/officeDocument/2006/math" xmlns:v="urn:schemas-microsoft-com:vml" xmlns:wp14="http://schemas.microsoft.com/office/word/2010/wordprocessingDrawing" xmlns:wp="http://schemas.openxmlformats.org/drawingml/2006/wordprocessingDrawing" xmlns:w10="urn:schemas-microsoft-com:office:word" xmlns:w="http://schemas.openxmlformats.org/wordprocessingml/2006/main" xmlns:w14="http://schemas.microsoft.com/office/word/2010/wordml" xmlns:w15="http://schemas.microsoft.com/office/word/2012/wordml" xmlns:w16cex="http://schemas.microsoft.com/office/word/2018/wordml/cex" xmlns:w16cid="http://schemas.microsoft.com/office/word/2016/wordml/cid" xmlns:w16="http://schemas.microsoft.com/office/word/2018/wordml" xmlns:w16sdtdh="http://schemas.microsoft.com/office/word/2020/wordml/sdtdatahash" xmlns:w16se="http://schemas.microsoft.com/office/word/2015/wordml/symex" xmlns:wpg="http://schemas.microsoft.com/office/word/2010/wordprocessingGroup" xmlns:wpi="http://schemas.microsoft.com/office/word/2010/wordprocessingInk" xmlns:wne="http://schemas.microsoft.com/office/word/2006/wordml" xmlns:wps="http://schemas.microsoft.com/office/word/2010/wordprocessingShape" mc:Ignorable="w14 w15 w16se w16cid w16 w16cex w16sdtdh wp14">
-  <w:p>
-    <w:pPr>
       <w:spacing w:before="240" w:after="240"/>
       <w:ind w:right="360"/>
       <w:jc w:val="center"/>
@@ -4200,7 +3424,7 @@
 </w:hdr>
 </file>
 
-<file path=word/header3.xml><?xml version="1.0" encoding="utf-8"?>
+<file path=word/header2.xml><?xml version="1.0" encoding="utf-8"?>
 <w:hdr xmlns:wpc="http://schemas.microsoft.com/office/word/2010/wordprocessingCanvas" xmlns:cx="http://schemas.microsoft.com/office/drawing/2014/chartex" xmlns:cx1="http://schemas.microsoft.com/office/drawing/2015/9/8/chartex" xmlns:cx2="http://schemas.microsoft.com/office/drawing/2015/10/21/chartex" xmlns:cx3="http://schemas.microsoft.com/office/drawing/2016/5/9/chartex" xmlns:cx4="http://schemas.microsoft.com/office/drawing/2016/5/10/chartex" xmlns:cx5="http://schemas.microsoft.com/office/drawing/2016/5/11/chartex" xmlns:cx6="http://schemas.microsoft.com/office/drawing/2016/5/12/chartex" xmlns:cx7="http://schemas.microsoft.com/office/drawing/2016/5/13/chartex" xmlns:cx8="http://schemas.microsoft.com/office/drawing/2016/5/14/chartex" xmlns:mc="http://schemas.openxmlformats.org/markup-compatibility/2006" xmlns:aink="http://schemas.microsoft.com/office/drawing/2016/ink" xmlns:am3d="http://schemas.microsoft.com/office/drawing/2017/model3d" xmlns:o="urn:schemas-microsoft-com:office:office" xmlns:r="http://schemas.openxmlformats.org/officeDocument/2006/relationships" xmlns:m="http://schemas.openxmlformats.org/officeDocument/2006/math" xmlns:v="urn:schemas-microsoft-com:vml" xmlns:wp14="http://schemas.microsoft.com/office/word/2010/wordprocessingDrawing" xmlns:wp="http://schemas.openxmlformats.org/drawingml/2006/wordprocessingDrawing" xmlns:w10="urn:schemas-microsoft-com:office:word" xmlns:w="http://schemas.openxmlformats.org/wordprocessingml/2006/main" xmlns:w14="http://schemas.microsoft.com/office/word/2010/wordml" xmlns:w15="http://schemas.microsoft.com/office/word/2012/wordml" xmlns:w16cex="http://schemas.microsoft.com/office/word/2018/wordml/cex" xmlns:w16cid="http://schemas.microsoft.com/office/word/2016/wordml/cid" xmlns:w16="http://schemas.microsoft.com/office/word/2018/wordml" xmlns:w16sdtdh="http://schemas.microsoft.com/office/word/2020/wordml/sdtdatahash" xmlns:w16se="http://schemas.microsoft.com/office/word/2015/wordml/symex" xmlns:wpg="http://schemas.microsoft.com/office/word/2010/wordprocessingGroup" xmlns:wpi="http://schemas.microsoft.com/office/word/2010/wordprocessingInk" xmlns:wne="http://schemas.microsoft.com/office/word/2006/wordml" xmlns:wps="http://schemas.microsoft.com/office/word/2010/wordprocessingShape" mc:Ignorable="w14 w15 w16se w16cid w16 w16cex w16sdtdh wp14">
   <w:p>
     <w:pPr>
@@ -9605,6 +8829,9 @@
     <w:name w:val="Normal"/>
     <w:qFormat/>
     <w:rsid w:val="005975C2"/>
+    <w:rPr>
+      <w:lang w:val="es-MX"/>
+    </w:rPr>
   </w:style>
   <w:style w:type="paragraph" w:styleId="Ttulo1">
     <w:name w:val="heading 1"/>
